--- a/document/TP13C_1-3-4_軟體程式功能說明.docx
+++ b/document/TP13C_1-3-4_軟體程式功能說明.docx
@@ -1160,96 +1160,6 @@
           <w:szCs w:val="24"/>
         </w:rPr>
         <w:t xml:space="preserve">登入登出紀錄 Login/Logout Records</w:t>
-      </w:r>
-    </w:p>
-    <w:p>
-      <w:pPr>
-        <w:pStyle w:val="ListParagraph"/>
-        <w:numPr>
-          <w:ilvl w:val="1"/>
-          <w:numId w:val="2"/>
-        </w:numPr>
-        <w:spacing w:after="80" w:line="300"/>
-      </w:pPr>
-      <w:r>
-        <w:rPr>
-          <w:rFonts w:ascii="Times New Roman" w:eastAsia="標楷體"/>
-          <w:sz w:val="24"/>
-          <w:szCs w:val="24"/>
-        </w:rPr>
-        <w:t xml:space="preserve">資訊安全模組 Information Security Module</w:t>
-      </w:r>
-    </w:p>
-    <w:p>
-      <w:pPr>
-        <w:pStyle w:val="ListParagraph"/>
-        <w:numPr>
-          <w:ilvl w:val="2"/>
-          <w:numId w:val="2"/>
-        </w:numPr>
-        <w:spacing w:after="80" w:line="300"/>
-      </w:pPr>
-      <w:r>
-        <w:rPr>
-          <w:rFonts w:ascii="Times New Roman" w:eastAsia="標楷體"/>
-          <w:sz w:val="24"/>
-          <w:szCs w:val="24"/>
-        </w:rPr>
-        <w:t xml:space="preserve">資料加密保護 Data Encryption Protection</w:t>
-      </w:r>
-    </w:p>
-    <w:p>
-      <w:pPr>
-        <w:pStyle w:val="ListParagraph"/>
-        <w:numPr>
-          <w:ilvl w:val="2"/>
-          <w:numId w:val="2"/>
-        </w:numPr>
-        <w:spacing w:after="80" w:line="300"/>
-      </w:pPr>
-      <w:r>
-        <w:rPr>
-          <w:rFonts w:ascii="Times New Roman" w:eastAsia="標楷體"/>
-          <w:sz w:val="24"/>
-          <w:szCs w:val="24"/>
-        </w:rPr>
-        <w:t xml:space="preserve">身分驗證機制 Identity Authentication</w:t>
-      </w:r>
-    </w:p>
-    <w:p>
-      <w:pPr>
-        <w:pStyle w:val="ListParagraph"/>
-        <w:numPr>
-          <w:ilvl w:val="2"/>
-          <w:numId w:val="2"/>
-        </w:numPr>
-        <w:spacing w:after="80" w:line="300"/>
-      </w:pPr>
-      <w:r>
-        <w:rPr>
-          <w:rFonts w:ascii="Times New Roman" w:eastAsia="標楷體"/>
-          <w:sz w:val="24"/>
-          <w:szCs w:val="24"/>
-        </w:rPr>
-        <w:t xml:space="preserve">異常行為偵測 Abnormal Behavior Detection</w:t>
-      </w:r>
-    </w:p>
-    <w:p>
-      <w:pPr>
-        <w:pStyle w:val="ListParagraph"/>
-        <w:numPr>
-          <w:ilvl w:val="2"/>
-          <w:numId w:val="2"/>
-        </w:numPr>
-        <w:spacing w:after="80" w:line="300"/>
-      </w:pPr>
-      <w:r>
-        <w:rPr>
-          <w:rFonts w:ascii="Times New Roman" w:eastAsia="標楷體"/>
-          <w:sz w:val="24"/>
-          <w:szCs w:val="24"/>
-        </w:rPr>
-        <w:t xml:space="preserve">安全事件通報 Security Event Notification</w:t>
       </w:r>
     </w:p>
     <w:p>
@@ -6515,454 +6425,6 @@
                 <w:szCs w:val="22"/>
               </w:rPr>
               <w:t xml:space="preserve">操作人員查詢日誌</w:t>
-            </w:r>
-          </w:p>
-        </w:tc>
-      </w:tr>
-    </w:tbl>
-    <w:p>
-      <w:pPr>
-        <w:spacing w:after="80"/>
-      </w:pPr>
-    </w:p>
-    <w:p>
-      <w:pPr>
-        <w:spacing w:after="80" w:before="160"/>
-      </w:pPr>
-      <w:r>
-        <w:rPr>
-          <w:rFonts w:ascii="Times New Roman" w:eastAsia="標楷體"/>
-          <w:b/>
-          <w:bCs/>
-          <w:sz w:val="24"/>
-          <w:szCs w:val="24"/>
-        </w:rPr>
-        <w:t xml:space="preserve">資訊安全模組 Information Security Module</w:t>
-      </w:r>
-    </w:p>
-    <w:tbl>
-      <w:tblPr>
-        <w:tblW w:type="dxa" w:w="8600"/>
-        <w:tblBorders>
-          <w:top w:val="single" w:color="auto" w:sz="4"/>
-          <w:left w:val="single" w:color="auto" w:sz="4"/>
-          <w:bottom w:val="single" w:color="auto" w:sz="4"/>
-          <w:right w:val="single" w:color="auto" w:sz="4"/>
-          <w:insideH w:val="single" w:color="auto" w:sz="4"/>
-          <w:insideV w:val="single" w:color="auto" w:sz="4"/>
-        </w:tblBorders>
-      </w:tblPr>
-      <w:tblGrid>
-        <w:gridCol w:w="1900"/>
-        <w:gridCol w:w="6700"/>
-      </w:tblGrid>
-      <w:tr>
-        <w:tc>
-          <w:tcPr>
-            <w:tcW w:type="dxa" w:w="1900"/>
-            <w:shd w:fill="D9D9D9" w:val="clear"/>
-            <w:tcMar>
-              <w:top w:type="dxa" w:w="70"/>
-              <w:left w:type="dxa" w:w="110"/>
-              <w:bottom w:type="dxa" w:w="70"/>
-              <w:right w:type="dxa" w:w="110"/>
-            </w:tcMar>
-          </w:tcPr>
-          <w:p>
-            <w:pPr>
-              <w:spacing w:after="40"/>
-            </w:pPr>
-            <w:r>
-              <w:rPr>
-                <w:rFonts w:ascii="Times New Roman" w:eastAsia="標楷體"/>
-                <w:b/>
-                <w:bCs/>
-                <w:sz w:val="22"/>
-                <w:szCs w:val="22"/>
-              </w:rPr>
-              <w:t xml:space="preserve">項目</w:t>
-            </w:r>
-          </w:p>
-        </w:tc>
-        <w:tc>
-          <w:tcPr>
-            <w:tcW w:type="dxa" w:w="6700"/>
-            <w:shd w:fill="D9D9D9" w:val="clear"/>
-            <w:tcMar>
-              <w:top w:type="dxa" w:w="70"/>
-              <w:left w:type="dxa" w:w="110"/>
-              <w:bottom w:type="dxa" w:w="70"/>
-              <w:right w:type="dxa" w:w="110"/>
-            </w:tcMar>
-          </w:tcPr>
-          <w:p>
-            <w:pPr>
-              <w:spacing w:after="40"/>
-            </w:pPr>
-            <w:r>
-              <w:rPr>
-                <w:rFonts w:ascii="Times New Roman" w:eastAsia="標楷體"/>
-                <w:b/>
-                <w:bCs/>
-                <w:sz w:val="22"/>
-                <w:szCs w:val="22"/>
-              </w:rPr>
-              <w:t xml:space="preserve">內容</w:t>
-            </w:r>
-          </w:p>
-        </w:tc>
-      </w:tr>
-      <w:tr>
-        <w:tc>
-          <w:tcPr>
-            <w:tcW w:type="dxa" w:w="1900"/>
-            <w:shd w:fill="F2F2F2" w:val="clear"/>
-            <w:tcMar>
-              <w:top w:type="dxa" w:w="70"/>
-              <w:left w:type="dxa" w:w="110"/>
-              <w:bottom w:type="dxa" w:w="70"/>
-              <w:right w:type="dxa" w:w="110"/>
-            </w:tcMar>
-          </w:tcPr>
-          <w:p>
-            <w:pPr>
-              <w:spacing w:after="40"/>
-            </w:pPr>
-            <w:r>
-              <w:rPr>
-                <w:rFonts w:ascii="Times New Roman" w:eastAsia="標楷體"/>
-                <w:b/>
-                <w:bCs/>
-                <w:sz w:val="22"/>
-                <w:szCs w:val="22"/>
-              </w:rPr>
-              <w:t xml:space="preserve">子功能</w:t>
-            </w:r>
-          </w:p>
-        </w:tc>
-        <w:tc>
-          <w:tcPr>
-            <w:tcW w:type="dxa" w:w="6700"/>
-            <w:tcMar>
-              <w:top w:type="dxa" w:w="70"/>
-              <w:left w:type="dxa" w:w="110"/>
-              <w:bottom w:type="dxa" w:w="70"/>
-              <w:right w:type="dxa" w:w="110"/>
-            </w:tcMar>
-          </w:tcPr>
-          <w:p>
-            <w:pPr>
-              <w:spacing w:after="40"/>
-            </w:pPr>
-            <w:r>
-              <w:rPr>
-                <w:rFonts w:ascii="Times New Roman" w:eastAsia="標楷體"/>
-                <w:b w:val="false"/>
-                <w:bCs w:val="false"/>
-                <w:sz w:val="22"/>
-                <w:szCs w:val="22"/>
-              </w:rPr>
-              <w:t xml:space="preserve">- 資料加密保護 Data Encryption Protection</w:t>
-            </w:r>
-          </w:p>
-          <w:p>
-            <w:pPr>
-              <w:spacing w:after="40"/>
-            </w:pPr>
-            <w:r>
-              <w:rPr>
-                <w:rFonts w:ascii="Times New Roman" w:eastAsia="標楷體"/>
-                <w:b w:val="false"/>
-                <w:bCs w:val="false"/>
-                <w:sz w:val="22"/>
-                <w:szCs w:val="22"/>
-              </w:rPr>
-              <w:t xml:space="preserve">- 身分驗證機制 Identity Authentication</w:t>
-            </w:r>
-          </w:p>
-          <w:p>
-            <w:pPr>
-              <w:spacing w:after="40"/>
-            </w:pPr>
-            <w:r>
-              <w:rPr>
-                <w:rFonts w:ascii="Times New Roman" w:eastAsia="標楷體"/>
-                <w:b w:val="false"/>
-                <w:bCs w:val="false"/>
-                <w:sz w:val="22"/>
-                <w:szCs w:val="22"/>
-              </w:rPr>
-              <w:t xml:space="preserve">- 異常行為偵測 Abnormal Behavior Detection</w:t>
-            </w:r>
-          </w:p>
-          <w:p>
-            <w:pPr>
-              <w:spacing w:after="40"/>
-            </w:pPr>
-            <w:r>
-              <w:rPr>
-                <w:rFonts w:ascii="Times New Roman" w:eastAsia="標楷體"/>
-                <w:b w:val="false"/>
-                <w:bCs w:val="false"/>
-                <w:sz w:val="22"/>
-                <w:szCs w:val="22"/>
-              </w:rPr>
-              <w:t xml:space="preserve">- 安全事件通報 Security Event Notification</w:t>
-            </w:r>
-          </w:p>
-        </w:tc>
-      </w:tr>
-      <w:tr>
-        <w:tc>
-          <w:tcPr>
-            <w:tcW w:type="dxa" w:w="1900"/>
-            <w:shd w:fill="F2F2F2" w:val="clear"/>
-            <w:tcMar>
-              <w:top w:type="dxa" w:w="70"/>
-              <w:left w:type="dxa" w:w="110"/>
-              <w:bottom w:type="dxa" w:w="70"/>
-              <w:right w:type="dxa" w:w="110"/>
-            </w:tcMar>
-          </w:tcPr>
-          <w:p>
-            <w:pPr>
-              <w:spacing w:after="40"/>
-            </w:pPr>
-            <w:r>
-              <w:rPr>
-                <w:rFonts w:ascii="Times New Roman" w:eastAsia="標楷體"/>
-                <w:b/>
-                <w:bCs/>
-                <w:sz w:val="22"/>
-                <w:szCs w:val="22"/>
-              </w:rPr>
-              <w:t xml:space="preserve">輸入（Input）</w:t>
-            </w:r>
-          </w:p>
-        </w:tc>
-        <w:tc>
-          <w:tcPr>
-            <w:tcW w:type="dxa" w:w="6700"/>
-            <w:tcMar>
-              <w:top w:type="dxa" w:w="70"/>
-              <w:left w:type="dxa" w:w="110"/>
-              <w:bottom w:type="dxa" w:w="70"/>
-              <w:right w:type="dxa" w:w="110"/>
-            </w:tcMar>
-          </w:tcPr>
-          <w:p>
-            <w:pPr>
-              <w:spacing w:after="40"/>
-            </w:pPr>
-            <w:r>
-              <w:rPr>
-                <w:rFonts w:ascii="Times New Roman" w:eastAsia="標楷體"/>
-                <w:b w:val="false"/>
-                <w:bCs w:val="false"/>
-                <w:sz w:val="22"/>
-                <w:szCs w:val="22"/>
-              </w:rPr>
-              <w:t xml:space="preserve">使用者登入憑證與認證要求</w:t>
-            </w:r>
-          </w:p>
-          <w:p>
-            <w:pPr>
-              <w:spacing w:after="40"/>
-            </w:pPr>
-            <w:r>
-              <w:rPr>
-                <w:rFonts w:ascii="Times New Roman" w:eastAsia="標楷體"/>
-                <w:b w:val="false"/>
-                <w:bCs w:val="false"/>
-                <w:sz w:val="22"/>
-                <w:szCs w:val="22"/>
-              </w:rPr>
-              <w:t xml:space="preserve">敏感資料存取請求</w:t>
-            </w:r>
-          </w:p>
-          <w:p>
-            <w:pPr>
-              <w:spacing w:after="40"/>
-            </w:pPr>
-            <w:r>
-              <w:rPr>
-                <w:rFonts w:ascii="Times New Roman" w:eastAsia="標楷體"/>
-                <w:b w:val="false"/>
-                <w:bCs w:val="false"/>
-                <w:sz w:val="22"/>
-                <w:szCs w:val="22"/>
-              </w:rPr>
-              <w:t xml:space="preserve">系統存取行為紀錄</w:t>
-            </w:r>
-          </w:p>
-        </w:tc>
-      </w:tr>
-      <w:tr>
-        <w:tc>
-          <w:tcPr>
-            <w:tcW w:type="dxa" w:w="1900"/>
-            <w:shd w:fill="F2F2F2" w:val="clear"/>
-            <w:tcMar>
-              <w:top w:type="dxa" w:w="70"/>
-              <w:left w:type="dxa" w:w="110"/>
-              <w:bottom w:type="dxa" w:w="70"/>
-              <w:right w:type="dxa" w:w="110"/>
-            </w:tcMar>
-          </w:tcPr>
-          <w:p>
-            <w:pPr>
-              <w:spacing w:after="40"/>
-            </w:pPr>
-            <w:r>
-              <w:rPr>
-                <w:rFonts w:ascii="Times New Roman" w:eastAsia="標楷體"/>
-                <w:b/>
-                <w:bCs/>
-                <w:sz w:val="22"/>
-                <w:szCs w:val="22"/>
-              </w:rPr>
-              <w:t xml:space="preserve">輸出（Output）</w:t>
-            </w:r>
-          </w:p>
-        </w:tc>
-        <w:tc>
-          <w:tcPr>
-            <w:tcW w:type="dxa" w:w="6700"/>
-            <w:tcMar>
-              <w:top w:type="dxa" w:w="70"/>
-              <w:left w:type="dxa" w:w="110"/>
-              <w:bottom w:type="dxa" w:w="70"/>
-              <w:right w:type="dxa" w:w="110"/>
-            </w:tcMar>
-          </w:tcPr>
-          <w:p>
-            <w:pPr>
-              <w:spacing w:after="40"/>
-            </w:pPr>
-            <w:r>
-              <w:rPr>
-                <w:rFonts w:ascii="Times New Roman" w:eastAsia="標楷體"/>
-                <w:b w:val="false"/>
-                <w:bCs w:val="false"/>
-                <w:sz w:val="22"/>
-                <w:szCs w:val="22"/>
-              </w:rPr>
-              <w:t xml:space="preserve">身分驗證結果與存取權杖</w:t>
-            </w:r>
-          </w:p>
-          <w:p>
-            <w:pPr>
-              <w:spacing w:after="40"/>
-            </w:pPr>
-            <w:r>
-              <w:rPr>
-                <w:rFonts w:ascii="Times New Roman" w:eastAsia="標楷體"/>
-                <w:b w:val="false"/>
-                <w:bCs w:val="false"/>
-                <w:sz w:val="22"/>
-                <w:szCs w:val="22"/>
-              </w:rPr>
-              <w:t xml:space="preserve">加密後之資料儲存與傳輸</w:t>
-            </w:r>
-          </w:p>
-          <w:p>
-            <w:pPr>
-              <w:spacing w:after="40"/>
-            </w:pPr>
-            <w:r>
-              <w:rPr>
-                <w:rFonts w:ascii="Times New Roman" w:eastAsia="標楷體"/>
-                <w:b w:val="false"/>
-                <w:bCs w:val="false"/>
-                <w:sz w:val="22"/>
-                <w:szCs w:val="22"/>
-              </w:rPr>
-              <w:t xml:space="preserve">安全事件告警與通報</w:t>
-            </w:r>
-          </w:p>
-        </w:tc>
-      </w:tr>
-      <w:tr>
-        <w:tc>
-          <w:tcPr>
-            <w:tcW w:type="dxa" w:w="1900"/>
-            <w:shd w:fill="F2F2F2" w:val="clear"/>
-            <w:tcMar>
-              <w:top w:type="dxa" w:w="70"/>
-              <w:left w:type="dxa" w:w="110"/>
-              <w:bottom w:type="dxa" w:w="70"/>
-              <w:right w:type="dxa" w:w="110"/>
-            </w:tcMar>
-          </w:tcPr>
-          <w:p>
-            <w:pPr>
-              <w:spacing w:after="40"/>
-            </w:pPr>
-            <w:r>
-              <w:rPr>
-                <w:rFonts w:ascii="Times New Roman" w:eastAsia="標楷體"/>
-                <w:b/>
-                <w:bCs/>
-                <w:sz w:val="22"/>
-                <w:szCs w:val="22"/>
-              </w:rPr>
-              <w:t xml:space="preserve">觸發條件（Trigger）</w:t>
-            </w:r>
-          </w:p>
-        </w:tc>
-        <w:tc>
-          <w:tcPr>
-            <w:tcW w:type="dxa" w:w="6700"/>
-            <w:tcMar>
-              <w:top w:type="dxa" w:w="70"/>
-              <w:left w:type="dxa" w:w="110"/>
-              <w:bottom w:type="dxa" w:w="70"/>
-              <w:right w:type="dxa" w:w="110"/>
-            </w:tcMar>
-          </w:tcPr>
-          <w:p>
-            <w:pPr>
-              <w:spacing w:after="40"/>
-            </w:pPr>
-            <w:r>
-              <w:rPr>
-                <w:rFonts w:ascii="Times New Roman" w:eastAsia="標楷體"/>
-                <w:b w:val="false"/>
-                <w:bCs w:val="false"/>
-                <w:sz w:val="22"/>
-                <w:szCs w:val="22"/>
-              </w:rPr>
-              <w:t xml:space="preserve">使用者登入或權杖更新</w:t>
-            </w:r>
-          </w:p>
-          <w:p>
-            <w:pPr>
-              <w:spacing w:after="40"/>
-            </w:pPr>
-            <w:r>
-              <w:rPr>
-                <w:rFonts w:ascii="Times New Roman" w:eastAsia="標楷體"/>
-                <w:b w:val="false"/>
-                <w:bCs w:val="false"/>
-                <w:sz w:val="22"/>
-                <w:szCs w:val="22"/>
-              </w:rPr>
-              <w:t xml:space="preserve">存取受保護資料</w:t>
-            </w:r>
-          </w:p>
-          <w:p>
-            <w:pPr>
-              <w:spacing w:after="40"/>
-            </w:pPr>
-            <w:r>
-              <w:rPr>
-                <w:rFonts w:ascii="Times New Roman" w:eastAsia="標楷體"/>
-                <w:b w:val="false"/>
-                <w:bCs w:val="false"/>
-                <w:sz w:val="22"/>
-                <w:szCs w:val="22"/>
-              </w:rPr>
-              <w:t xml:space="preserve">偵測到異常存取行為</w:t>
             </w:r>
           </w:p>
         </w:tc>

--- a/document/TP13C_1-3-4_軟體程式功能說明.docx
+++ b/document/TP13C_1-3-4_軟體程式功能說明.docx
@@ -151,7 +151,7 @@
           <w:sz w:val="24"/>
           <w:szCs w:val="24"/>
         </w:rPr>
-        <w:t xml:space="preserve">營運全景圖台 Operation Panorama Dashboard</w:t>
+        <w:t xml:space="preserve">營運全景圖台 Operation Panorama Board</w:t>
       </w:r>
     </w:p>
     <w:p>
@@ -187,7 +187,7 @@
           <w:sz w:val="24"/>
           <w:szCs w:val="24"/>
         </w:rPr>
-        <w:t xml:space="preserve">即時班表資訊 Real-Time Schedule Information</w:t>
+        <w:t xml:space="preserve">即時班表資訊 Realtime Schedule Information</w:t>
       </w:r>
     </w:p>
     <w:p>
@@ -205,7 +205,7 @@
           <w:sz w:val="24"/>
           <w:szCs w:val="24"/>
         </w:rPr>
-        <w:t xml:space="preserve">即時營運數據 Real-Time Operational Data</w:t>
+        <w:t xml:space="preserve">即時營運數據 Realtime Operation Data</w:t>
       </w:r>
     </w:p>
     <w:p>
@@ -241,7 +241,7 @@
           <w:sz w:val="24"/>
           <w:szCs w:val="24"/>
         </w:rPr>
-        <w:t xml:space="preserve">班表部署管理 Schedule Deployment Management</w:t>
+        <w:t xml:space="preserve">班表部署管理 Schedule Deploy Mgmt</w:t>
       </w:r>
     </w:p>
     <w:p>
@@ -259,7 +259,7 @@
           <w:sz w:val="24"/>
           <w:szCs w:val="24"/>
         </w:rPr>
-        <w:t xml:space="preserve">降級運轉管理 Degraded Operation Management</w:t>
+        <w:t xml:space="preserve">降級運轉管理 Degraded Operation Mgmt</w:t>
       </w:r>
     </w:p>
     <w:p>
@@ -277,7 +277,7 @@
           <w:sz w:val="24"/>
           <w:szCs w:val="24"/>
         </w:rPr>
-        <w:t xml:space="preserve">派遣調度管理 Dispatch Management</w:t>
+        <w:t xml:space="preserve">派遣調度管理 Vehicle Dispatch &amp; Recall</w:t>
       </w:r>
     </w:p>
     <w:p>
@@ -295,7 +295,7 @@
           <w:sz w:val="24"/>
           <w:szCs w:val="24"/>
         </w:rPr>
-        <w:t xml:space="preserve">車門月台控制 Vehicle and Platform Door Control</w:t>
+        <w:t xml:space="preserve">車門月台控制 Door &amp; Platform Control</w:t>
       </w:r>
     </w:p>
     <w:p>
@@ -331,7 +331,7 @@
           <w:sz w:val="24"/>
           <w:szCs w:val="24"/>
         </w:rPr>
-        <w:t xml:space="preserve">班表規劃部署 Schedule Planning and Deployment</w:t>
+        <w:t xml:space="preserve">班表規劃部署 Schedule Planning</w:t>
       </w:r>
     </w:p>
     <w:p>
@@ -349,7 +349,7 @@
           <w:sz w:val="24"/>
           <w:szCs w:val="24"/>
         </w:rPr>
-        <w:t xml:space="preserve">班表清單管理 Schedule List Management</w:t>
+        <w:t xml:space="preserve">班表清單管理 Schedule List</w:t>
       </w:r>
     </w:p>
     <w:p>
@@ -367,7 +367,7 @@
           <w:sz w:val="24"/>
           <w:szCs w:val="24"/>
         </w:rPr>
-        <w:t xml:space="preserve">班次運行紀錄 Trip Operation Records</w:t>
+        <w:t xml:space="preserve">班次運行紀錄 Trip Operation History</w:t>
       </w:r>
     </w:p>
     <w:p>
@@ -385,7 +385,7 @@
           <w:sz w:val="24"/>
           <w:szCs w:val="24"/>
         </w:rPr>
-        <w:t xml:space="preserve">整備任務管理 Maintenance Task Management</w:t>
+        <w:t xml:space="preserve">整備任務管理 Maintenance Task Mgmt</w:t>
       </w:r>
     </w:p>
     <w:p>
@@ -421,7 +421,7 @@
           <w:sz w:val="24"/>
           <w:szCs w:val="24"/>
         </w:rPr>
-        <w:t xml:space="preserve">事件資訊清單 Event Information List</w:t>
+        <w:t xml:space="preserve">事件即時清單 Event Realtime List</w:t>
       </w:r>
     </w:p>
     <w:p>
@@ -439,7 +439,7 @@
           <w:sz w:val="24"/>
           <w:szCs w:val="24"/>
         </w:rPr>
-        <w:t xml:space="preserve">歷史事件檢視 Historical Event Review</w:t>
+        <w:t xml:space="preserve">歷史事件檢視 Event History Query</w:t>
       </w:r>
     </w:p>
     <w:p>
@@ -475,7 +475,7 @@
           <w:sz w:val="24"/>
           <w:szCs w:val="24"/>
         </w:rPr>
-        <w:t xml:space="preserve">影像監控管理 Video Monitoring Management</w:t>
+        <w:t xml:space="preserve">影像監控管理 Video Monitoring</w:t>
       </w:r>
     </w:p>
     <w:p>
@@ -493,7 +493,7 @@
           <w:sz w:val="24"/>
           <w:szCs w:val="24"/>
         </w:rPr>
-        <w:t xml:space="preserve">資源配置層 Resource Configuration Layer</w:t>
+        <w:t xml:space="preserve">資源配置層 Resource Config Layer</w:t>
       </w:r>
     </w:p>
     <w:p>
@@ -511,7 +511,7 @@
           <w:sz w:val="24"/>
           <w:szCs w:val="24"/>
         </w:rPr>
-        <w:t xml:space="preserve">場域管理模組 Field Management Module</w:t>
+        <w:t xml:space="preserve">載具管理模組 Vehicle Management Module</w:t>
       </w:r>
     </w:p>
     <w:p>
@@ -529,7 +529,7 @@
           <w:sz w:val="24"/>
           <w:szCs w:val="24"/>
         </w:rPr>
-        <w:t xml:space="preserve">虛擬圍籬管理 Virtual Fence Management</w:t>
+        <w:t xml:space="preserve">即時資訊清單 Vehicle Current Info List</w:t>
       </w:r>
     </w:p>
     <w:p>
@@ -547,7 +547,7 @@
           <w:sz w:val="24"/>
           <w:szCs w:val="24"/>
         </w:rPr>
-        <w:t xml:space="preserve">圖資資料管理 Map Data Management</w:t>
+        <w:t xml:space="preserve">運行日誌查詢 Operation Log Query</w:t>
       </w:r>
     </w:p>
     <w:p>
@@ -565,7 +565,7 @@
           <w:sz w:val="24"/>
           <w:szCs w:val="24"/>
         </w:rPr>
-        <w:t xml:space="preserve">站點資訊管理 Station Information Management</w:t>
+        <w:t xml:space="preserve">歷史軌跡回放 Route Replay</w:t>
       </w:r>
     </w:p>
     <w:p>
@@ -583,7 +583,7 @@
           <w:sz w:val="24"/>
           <w:szCs w:val="24"/>
         </w:rPr>
-        <w:t xml:space="preserve">設施資訊管理 Facility Information Management</w:t>
+        <w:t xml:space="preserve">載具註冊管理 Vehicle Register</w:t>
       </w:r>
     </w:p>
     <w:p>
@@ -601,7 +601,7 @@
           <w:sz w:val="24"/>
           <w:szCs w:val="24"/>
         </w:rPr>
-        <w:t xml:space="preserve">載具管理模組 Vehicle Management Module</w:t>
+        <w:t xml:space="preserve">場域管理模組 Field Management Module</w:t>
       </w:r>
     </w:p>
     <w:p>
@@ -619,7 +619,7 @@
           <w:sz w:val="24"/>
           <w:szCs w:val="24"/>
         </w:rPr>
-        <w:t xml:space="preserve">即時資訊清單 Real-Time Information List</w:t>
+        <w:t xml:space="preserve">虛擬圍籬管理 Geo-fence Mgmt</w:t>
       </w:r>
     </w:p>
     <w:p>
@@ -637,7 +637,7 @@
           <w:sz w:val="24"/>
           <w:szCs w:val="24"/>
         </w:rPr>
-        <w:t xml:space="preserve">運行日誌查詢 Operation Log Query</w:t>
+        <w:t xml:space="preserve">圖資資料管理 Map Data Mgmt</w:t>
       </w:r>
     </w:p>
     <w:p>
@@ -655,7 +655,7 @@
           <w:sz w:val="24"/>
           <w:szCs w:val="24"/>
         </w:rPr>
-        <w:t xml:space="preserve">歷史軌跡回放 Historical Trajectory Playback</w:t>
+        <w:t xml:space="preserve">站點資訊管理 Station Info Mgmt</w:t>
       </w:r>
     </w:p>
     <w:p>
@@ -673,7 +673,7 @@
           <w:sz w:val="24"/>
           <w:szCs w:val="24"/>
         </w:rPr>
-        <w:t xml:space="preserve">載具註冊管理 Vehicle Registration Management</w:t>
+        <w:t xml:space="preserve">設施資訊管理 Facility Info Mgmt</w:t>
       </w:r>
     </w:p>
     <w:p>
@@ -727,7 +727,7 @@
           <w:sz w:val="24"/>
           <w:szCs w:val="24"/>
         </w:rPr>
-        <w:t xml:space="preserve">排程訂單管理 Scheduled Order Management</w:t>
+        <w:t xml:space="preserve">排程訂單管理 Schedule Order Mgmt</w:t>
       </w:r>
     </w:p>
     <w:p>
@@ -745,7 +745,7 @@
           <w:sz w:val="24"/>
           <w:szCs w:val="24"/>
         </w:rPr>
-        <w:t xml:space="preserve">建立訂單作業 Order Creation Operations</w:t>
+        <w:t xml:space="preserve">建立訂單作業 Order Creation</w:t>
       </w:r>
     </w:p>
     <w:p>
@@ -763,7 +763,7 @@
           <w:sz w:val="24"/>
           <w:szCs w:val="24"/>
         </w:rPr>
-        <w:t xml:space="preserve">訂單記錄清單 Order Record List</w:t>
+        <w:t xml:space="preserve">訂單紀錄清單 Order Records</w:t>
       </w:r>
     </w:p>
     <w:p>
@@ -817,7 +817,7 @@
           <w:sz w:val="24"/>
           <w:szCs w:val="24"/>
         </w:rPr>
-        <w:t xml:space="preserve">媒體分組管理 Media Group Management</w:t>
+        <w:t xml:space="preserve">媒體分組管理 Media Group Mgmt</w:t>
       </w:r>
     </w:p>
     <w:p>
@@ -835,7 +835,7 @@
           <w:sz w:val="24"/>
           <w:szCs w:val="24"/>
         </w:rPr>
-        <w:t xml:space="preserve">媒體檔案設定 Media File Settings</w:t>
+        <w:t xml:space="preserve">媒體檔案設定 Media File Config</w:t>
       </w:r>
     </w:p>
     <w:p>
@@ -853,7 +853,7 @@
           <w:sz w:val="24"/>
           <w:szCs w:val="24"/>
         </w:rPr>
-        <w:t xml:space="preserve">媒體排程設定 Media Scheduling Settings</w:t>
+        <w:t xml:space="preserve">媒體排程設定 Media Scheduling</w:t>
       </w:r>
     </w:p>
     <w:p>
@@ -871,7 +871,7 @@
           <w:sz w:val="24"/>
           <w:szCs w:val="24"/>
         </w:rPr>
-        <w:t xml:space="preserve">資通安全層 Communication Security Layer</w:t>
+        <w:t xml:space="preserve">資通訊安全層 Communication Security Layer</w:t>
       </w:r>
     </w:p>
     <w:p>
@@ -889,7 +889,7 @@
           <w:sz w:val="24"/>
           <w:szCs w:val="24"/>
         </w:rPr>
-        <w:t xml:space="preserve">協定接入與系統整合模組 Protocol Access and System Integration Module</w:t>
+        <w:t xml:space="preserve">資訊通訊模組 Access Management Module</w:t>
       </w:r>
     </w:p>
     <w:p>
@@ -907,7 +907,7 @@
           <w:sz w:val="24"/>
           <w:szCs w:val="24"/>
         </w:rPr>
-        <w:t xml:space="preserve">協定接入服務 Protocol Access Service</w:t>
+        <w:t xml:space="preserve">協定接入管理 Protocol Access Management</w:t>
       </w:r>
     </w:p>
     <w:p>
@@ -925,7 +925,7 @@
           <w:sz w:val="24"/>
           <w:szCs w:val="24"/>
         </w:rPr>
-        <w:t xml:space="preserve">傳輸加密與憑證 Transport Encryption and Certificates</w:t>
+        <w:t xml:space="preserve">外部系統整合 External System Integration</w:t>
       </w:r>
     </w:p>
     <w:p>
@@ -943,7 +943,7 @@
           <w:sz w:val="24"/>
           <w:szCs w:val="24"/>
         </w:rPr>
-        <w:t xml:space="preserve">介接權限控管 Interface Access Control</w:t>
+        <w:t xml:space="preserve">通訊加密服務 Communication Encryption</w:t>
       </w:r>
     </w:p>
     <w:p>
@@ -961,7 +961,7 @@
           <w:sz w:val="24"/>
           <w:szCs w:val="24"/>
         </w:rPr>
-        <w:t xml:space="preserve">對外介面管理 External Interface Management</w:t>
+        <w:t xml:space="preserve">資料存取閘道 Data Access Gateway</w:t>
       </w:r>
     </w:p>
     <w:p>
@@ -1015,7 +1015,7 @@
           <w:sz w:val="24"/>
           <w:szCs w:val="24"/>
         </w:rPr>
-        <w:t xml:space="preserve">帳號管理中心 Account Management Center</w:t>
+        <w:t xml:space="preserve">帳號管理中心 Account Mgmt Center</w:t>
       </w:r>
     </w:p>
     <w:p>
@@ -1033,7 +1033,7 @@
           <w:sz w:val="24"/>
           <w:szCs w:val="24"/>
         </w:rPr>
-        <w:t xml:space="preserve">角色管理設定 Role Management Settings</w:t>
+        <w:t xml:space="preserve">角色管理設定 Role Management Setting</w:t>
       </w:r>
     </w:p>
     <w:p>
@@ -1051,7 +1051,7 @@
           <w:sz w:val="24"/>
           <w:szCs w:val="24"/>
         </w:rPr>
-        <w:t xml:space="preserve">功能權限設定 Function Permission Settings</w:t>
+        <w:t xml:space="preserve">功能權限設定 Function Access Control</w:t>
       </w:r>
     </w:p>
     <w:p>
@@ -1069,7 +1069,7 @@
           <w:sz w:val="24"/>
           <w:szCs w:val="24"/>
         </w:rPr>
-        <w:t xml:space="preserve">帳號角色綁定 Account-Role Binding</w:t>
+        <w:t xml:space="preserve">帳號角色綁定 Account Binding</w:t>
       </w:r>
     </w:p>
     <w:p>
@@ -1105,7 +1105,7 @@
           <w:sz w:val="24"/>
           <w:szCs w:val="24"/>
         </w:rPr>
-        <w:t xml:space="preserve">系統操作記錄 System Operation Records</w:t>
+        <w:t xml:space="preserve">系統操作紀錄 System Operation Log</w:t>
       </w:r>
     </w:p>
     <w:p>
@@ -1123,7 +1123,7 @@
           <w:sz w:val="24"/>
           <w:szCs w:val="24"/>
         </w:rPr>
-        <w:t xml:space="preserve">權限異動查詢 Permission Change Query</w:t>
+        <w:t xml:space="preserve">權限異動查詢 Permission Change Log</w:t>
       </w:r>
     </w:p>
     <w:p>
@@ -1141,7 +1141,7 @@
           <w:sz w:val="24"/>
           <w:szCs w:val="24"/>
         </w:rPr>
-        <w:t xml:space="preserve">營運操作記錄 Operational Activity Records</w:t>
+        <w:t xml:space="preserve">營運操作紀錄 Operation Control Log</w:t>
       </w:r>
     </w:p>
     <w:p>
@@ -1159,7 +1159,7 @@
           <w:sz w:val="24"/>
           <w:szCs w:val="24"/>
         </w:rPr>
-        <w:t xml:space="preserve">登入登出紀錄 Login/Logout Records</w:t>
+        <w:t xml:space="preserve">登入登出紀錄 Login History Log</w:t>
       </w:r>
     </w:p>
     <w:p>
@@ -1177,7 +1177,7 @@
           <w:sz w:val="24"/>
           <w:szCs w:val="24"/>
         </w:rPr>
-        <w:t xml:space="preserve">系統基礎模組 System Base Module</w:t>
+        <w:t xml:space="preserve">系統基礎模組 System Foundation Module</w:t>
       </w:r>
     </w:p>
     <w:p>
@@ -1195,7 +1195,7 @@
           <w:sz w:val="24"/>
           <w:szCs w:val="24"/>
         </w:rPr>
-        <w:t xml:space="preserve">全域通知提醒 Global Notification Alerts</w:t>
+        <w:t xml:space="preserve">全域通知提醒 Global Notification</w:t>
       </w:r>
     </w:p>
     <w:p>
@@ -1213,7 +1213,7 @@
           <w:sz w:val="24"/>
           <w:szCs w:val="24"/>
         </w:rPr>
-        <w:t xml:space="preserve">登入資訊顯示 Display of Login Information</w:t>
+        <w:t xml:space="preserve">登入資訊顯示 Login Info Display</w:t>
       </w:r>
     </w:p>
     <w:p>
@@ -1231,7 +1231,7 @@
           <w:sz w:val="24"/>
           <w:szCs w:val="24"/>
         </w:rPr>
-        <w:t xml:space="preserve">系統參數設定 System Parameter Settings</w:t>
+        <w:t xml:space="preserve">系統參數設定 System Config Setting</w:t>
       </w:r>
     </w:p>
     <w:p>
@@ -1249,7 +1249,7 @@
           <w:sz w:val="24"/>
           <w:szCs w:val="24"/>
         </w:rPr>
-        <w:t xml:space="preserve">系統監測狀態 System Monitoring Status</w:t>
+        <w:t xml:space="preserve">系統監測狀態 System Health Status</w:t>
       </w:r>
     </w:p>
     <w:p>
@@ -1419,7 +1419,7 @@
                 <w:sz w:val="22"/>
                 <w:szCs w:val="22"/>
               </w:rPr>
-              <w:t xml:space="preserve">- 營運全景圖台 Operation Panorama Dashboard</w:t>
+              <w:t xml:space="preserve">- 營運全景圖台 Operation Panorama Board</w:t>
             </w:r>
           </w:p>
           <w:p>
@@ -1449,22 +1449,22 @@
                 <w:sz w:val="22"/>
                 <w:szCs w:val="22"/>
               </w:rPr>
-              <w:t xml:space="preserve">- 即時班表資訊 Real-Time Schedule Information</w:t>
-            </w:r>
-          </w:p>
-          <w:p>
-            <w:pPr>
-              <w:spacing w:after="40"/>
-            </w:pPr>
-            <w:r>
-              <w:rPr>
-                <w:rFonts w:ascii="Times New Roman" w:eastAsia="標楷體"/>
-                <w:b w:val="false"/>
-                <w:bCs w:val="false"/>
-                <w:sz w:val="22"/>
-                <w:szCs w:val="22"/>
-              </w:rPr>
-              <w:t xml:space="preserve">- 即時營運數據 Real-Time Operational Data</w:t>
+              <w:t xml:space="preserve">- 即時班表資訊 Realtime Schedule Information</w:t>
+            </w:r>
+          </w:p>
+          <w:p>
+            <w:pPr>
+              <w:spacing w:after="40"/>
+            </w:pPr>
+            <w:r>
+              <w:rPr>
+                <w:rFonts w:ascii="Times New Roman" w:eastAsia="標楷體"/>
+                <w:b w:val="false"/>
+                <w:bCs w:val="false"/>
+                <w:sz w:val="22"/>
+                <w:szCs w:val="22"/>
+              </w:rPr>
+              <w:t xml:space="preserve">- 即時營運數據 Realtime Operation Data</w:t>
             </w:r>
           </w:p>
         </w:tc>
@@ -1897,52 +1897,52 @@
                 <w:sz w:val="22"/>
                 <w:szCs w:val="22"/>
               </w:rPr>
-              <w:t xml:space="preserve">- 班表部署管理 Schedule Deployment Management</w:t>
-            </w:r>
-          </w:p>
-          <w:p>
-            <w:pPr>
-              <w:spacing w:after="40"/>
-            </w:pPr>
-            <w:r>
-              <w:rPr>
-                <w:rFonts w:ascii="Times New Roman" w:eastAsia="標楷體"/>
-                <w:b w:val="false"/>
-                <w:bCs w:val="false"/>
-                <w:sz w:val="22"/>
-                <w:szCs w:val="22"/>
-              </w:rPr>
-              <w:t xml:space="preserve">- 降級運轉管理 Degraded Operation Management</w:t>
-            </w:r>
-          </w:p>
-          <w:p>
-            <w:pPr>
-              <w:spacing w:after="40"/>
-            </w:pPr>
-            <w:r>
-              <w:rPr>
-                <w:rFonts w:ascii="Times New Roman" w:eastAsia="標楷體"/>
-                <w:b w:val="false"/>
-                <w:bCs w:val="false"/>
-                <w:sz w:val="22"/>
-                <w:szCs w:val="22"/>
-              </w:rPr>
-              <w:t xml:space="preserve">- 派遣調度管理 Dispatch Management</w:t>
-            </w:r>
-          </w:p>
-          <w:p>
-            <w:pPr>
-              <w:spacing w:after="40"/>
-            </w:pPr>
-            <w:r>
-              <w:rPr>
-                <w:rFonts w:ascii="Times New Roman" w:eastAsia="標楷體"/>
-                <w:b w:val="false"/>
-                <w:bCs w:val="false"/>
-                <w:sz w:val="22"/>
-                <w:szCs w:val="22"/>
-              </w:rPr>
-              <w:t xml:space="preserve">- 車門月台控制 Vehicle and Platform Door Control</w:t>
+              <w:t xml:space="preserve">- 班表部署管理 Schedule Deploy Mgmt</w:t>
+            </w:r>
+          </w:p>
+          <w:p>
+            <w:pPr>
+              <w:spacing w:after="40"/>
+            </w:pPr>
+            <w:r>
+              <w:rPr>
+                <w:rFonts w:ascii="Times New Roman" w:eastAsia="標楷體"/>
+                <w:b w:val="false"/>
+                <w:bCs w:val="false"/>
+                <w:sz w:val="22"/>
+                <w:szCs w:val="22"/>
+              </w:rPr>
+              <w:t xml:space="preserve">- 降級運轉管理 Degraded Operation Mgmt</w:t>
+            </w:r>
+          </w:p>
+          <w:p>
+            <w:pPr>
+              <w:spacing w:after="40"/>
+            </w:pPr>
+            <w:r>
+              <w:rPr>
+                <w:rFonts w:ascii="Times New Roman" w:eastAsia="標楷體"/>
+                <w:b w:val="false"/>
+                <w:bCs w:val="false"/>
+                <w:sz w:val="22"/>
+                <w:szCs w:val="22"/>
+              </w:rPr>
+              <w:t xml:space="preserve">- 派遣調度管理 Vehicle Dispatch &amp; Recall</w:t>
+            </w:r>
+          </w:p>
+          <w:p>
+            <w:pPr>
+              <w:spacing w:after="40"/>
+            </w:pPr>
+            <w:r>
+              <w:rPr>
+                <w:rFonts w:ascii="Times New Roman" w:eastAsia="標楷體"/>
+                <w:b w:val="false"/>
+                <w:bCs w:val="false"/>
+                <w:sz w:val="22"/>
+                <w:szCs w:val="22"/>
+              </w:rPr>
+              <w:t xml:space="preserve">- 車門月台控制 Door &amp; Platform Control</w:t>
             </w:r>
           </w:p>
         </w:tc>
@@ -2390,52 +2390,52 @@
                 <w:sz w:val="22"/>
                 <w:szCs w:val="22"/>
               </w:rPr>
-              <w:t xml:space="preserve">- 班表規劃部署 Schedule Planning and Deployment</w:t>
-            </w:r>
-          </w:p>
-          <w:p>
-            <w:pPr>
-              <w:spacing w:after="40"/>
-            </w:pPr>
-            <w:r>
-              <w:rPr>
-                <w:rFonts w:ascii="Times New Roman" w:eastAsia="標楷體"/>
-                <w:b w:val="false"/>
-                <w:bCs w:val="false"/>
-                <w:sz w:val="22"/>
-                <w:szCs w:val="22"/>
-              </w:rPr>
-              <w:t xml:space="preserve">- 班表清單管理 Schedule List Management</w:t>
-            </w:r>
-          </w:p>
-          <w:p>
-            <w:pPr>
-              <w:spacing w:after="40"/>
-            </w:pPr>
-            <w:r>
-              <w:rPr>
-                <w:rFonts w:ascii="Times New Roman" w:eastAsia="標楷體"/>
-                <w:b w:val="false"/>
-                <w:bCs w:val="false"/>
-                <w:sz w:val="22"/>
-                <w:szCs w:val="22"/>
-              </w:rPr>
-              <w:t xml:space="preserve">- 班次運行紀錄 Trip Operation Records</w:t>
-            </w:r>
-          </w:p>
-          <w:p>
-            <w:pPr>
-              <w:spacing w:after="40"/>
-            </w:pPr>
-            <w:r>
-              <w:rPr>
-                <w:rFonts w:ascii="Times New Roman" w:eastAsia="標楷體"/>
-                <w:b w:val="false"/>
-                <w:bCs w:val="false"/>
-                <w:sz w:val="22"/>
-                <w:szCs w:val="22"/>
-              </w:rPr>
-              <w:t xml:space="preserve">- 整備任務管理 Maintenance Task Management</w:t>
+              <w:t xml:space="preserve">- 班表規劃部署 Schedule Planning</w:t>
+            </w:r>
+          </w:p>
+          <w:p>
+            <w:pPr>
+              <w:spacing w:after="40"/>
+            </w:pPr>
+            <w:r>
+              <w:rPr>
+                <w:rFonts w:ascii="Times New Roman" w:eastAsia="標楷體"/>
+                <w:b w:val="false"/>
+                <w:bCs w:val="false"/>
+                <w:sz w:val="22"/>
+                <w:szCs w:val="22"/>
+              </w:rPr>
+              <w:t xml:space="preserve">- 班表清單管理 Schedule List</w:t>
+            </w:r>
+          </w:p>
+          <w:p>
+            <w:pPr>
+              <w:spacing w:after="40"/>
+            </w:pPr>
+            <w:r>
+              <w:rPr>
+                <w:rFonts w:ascii="Times New Roman" w:eastAsia="標楷體"/>
+                <w:b w:val="false"/>
+                <w:bCs w:val="false"/>
+                <w:sz w:val="22"/>
+                <w:szCs w:val="22"/>
+              </w:rPr>
+              <w:t xml:space="preserve">- 班次運行紀錄 Trip Operation History</w:t>
+            </w:r>
+          </w:p>
+          <w:p>
+            <w:pPr>
+              <w:spacing w:after="40"/>
+            </w:pPr>
+            <w:r>
+              <w:rPr>
+                <w:rFonts w:ascii="Times New Roman" w:eastAsia="標楷體"/>
+                <w:b w:val="false"/>
+                <w:bCs w:val="false"/>
+                <w:sz w:val="22"/>
+                <w:szCs w:val="22"/>
+              </w:rPr>
+              <w:t xml:space="preserve">- 整備任務管理 Maintenance Task Mgmt</w:t>
             </w:r>
           </w:p>
         </w:tc>
@@ -2868,22 +2868,22 @@
                 <w:sz w:val="22"/>
                 <w:szCs w:val="22"/>
               </w:rPr>
-              <w:t xml:space="preserve">- 事件資訊清單 Event Information List</w:t>
-            </w:r>
-          </w:p>
-          <w:p>
-            <w:pPr>
-              <w:spacing w:after="40"/>
-            </w:pPr>
-            <w:r>
-              <w:rPr>
-                <w:rFonts w:ascii="Times New Roman" w:eastAsia="標楷體"/>
-                <w:b w:val="false"/>
-                <w:bCs w:val="false"/>
-                <w:sz w:val="22"/>
-                <w:szCs w:val="22"/>
-              </w:rPr>
-              <w:t xml:space="preserve">- 歷史事件檢視 Historical Event Review</w:t>
+              <w:t xml:space="preserve">- 事件即時清單 Event Realtime List</w:t>
+            </w:r>
+          </w:p>
+          <w:p>
+            <w:pPr>
+              <w:spacing w:after="40"/>
+            </w:pPr>
+            <w:r>
+              <w:rPr>
+                <w:rFonts w:ascii="Times New Roman" w:eastAsia="標楷體"/>
+                <w:b w:val="false"/>
+                <w:bCs w:val="false"/>
+                <w:sz w:val="22"/>
+                <w:szCs w:val="22"/>
+              </w:rPr>
+              <w:t xml:space="preserve">- 歷史事件檢視 Event History Query</w:t>
             </w:r>
           </w:p>
           <w:p>
@@ -2913,7 +2913,7 @@
                 <w:sz w:val="22"/>
                 <w:szCs w:val="22"/>
               </w:rPr>
-              <w:t xml:space="preserve">- 影像監控管理 Video Monitoring Management</w:t>
+              <w:t xml:space="preserve">- 影像監控管理 Video Monitoring</w:t>
             </w:r>
           </w:p>
         </w:tc>
@@ -3221,7 +3221,7 @@
           <w:sz w:val="24"/>
           <w:szCs w:val="24"/>
         </w:rPr>
-        <w:t xml:space="preserve">資源配置層 Resource Configuration Layer</w:t>
+        <w:t xml:space="preserve">資源配置層 Resource Config Layer</w:t>
       </w:r>
     </w:p>
     <w:p>
@@ -3236,7 +3236,7 @@
           <w:sz w:val="24"/>
           <w:szCs w:val="24"/>
         </w:rPr>
-        <w:t xml:space="preserve">場域管理模組 Field Management Module</w:t>
+        <w:t xml:space="preserve">載具管理模組 Vehicle Management Module</w:t>
       </w:r>
     </w:p>
     <w:tbl>
@@ -3361,52 +3361,52 @@
                 <w:sz w:val="22"/>
                 <w:szCs w:val="22"/>
               </w:rPr>
-              <w:t xml:space="preserve">- 虛擬圍籬管理 Virtual Fence Management</w:t>
-            </w:r>
-          </w:p>
-          <w:p>
-            <w:pPr>
-              <w:spacing w:after="40"/>
-            </w:pPr>
-            <w:r>
-              <w:rPr>
-                <w:rFonts w:ascii="Times New Roman" w:eastAsia="標楷體"/>
-                <w:b w:val="false"/>
-                <w:bCs w:val="false"/>
-                <w:sz w:val="22"/>
-                <w:szCs w:val="22"/>
-              </w:rPr>
-              <w:t xml:space="preserve">- 圖資資料管理 Map Data Management</w:t>
-            </w:r>
-          </w:p>
-          <w:p>
-            <w:pPr>
-              <w:spacing w:after="40"/>
-            </w:pPr>
-            <w:r>
-              <w:rPr>
-                <w:rFonts w:ascii="Times New Roman" w:eastAsia="標楷體"/>
-                <w:b w:val="false"/>
-                <w:bCs w:val="false"/>
-                <w:sz w:val="22"/>
-                <w:szCs w:val="22"/>
-              </w:rPr>
-              <w:t xml:space="preserve">- 站點資訊管理 Station Information Management</w:t>
-            </w:r>
-          </w:p>
-          <w:p>
-            <w:pPr>
-              <w:spacing w:after="40"/>
-            </w:pPr>
-            <w:r>
-              <w:rPr>
-                <w:rFonts w:ascii="Times New Roman" w:eastAsia="標楷體"/>
-                <w:b w:val="false"/>
-                <w:bCs w:val="false"/>
-                <w:sz w:val="22"/>
-                <w:szCs w:val="22"/>
-              </w:rPr>
-              <w:t xml:space="preserve">- 設施資訊管理 Facility Information Management</w:t>
+              <w:t xml:space="preserve">- 即時資訊清單 Vehicle Current Info List</w:t>
+            </w:r>
+          </w:p>
+          <w:p>
+            <w:pPr>
+              <w:spacing w:after="40"/>
+            </w:pPr>
+            <w:r>
+              <w:rPr>
+                <w:rFonts w:ascii="Times New Roman" w:eastAsia="標楷體"/>
+                <w:b w:val="false"/>
+                <w:bCs w:val="false"/>
+                <w:sz w:val="22"/>
+                <w:szCs w:val="22"/>
+              </w:rPr>
+              <w:t xml:space="preserve">- 運行日誌查詢 Operation Log Query</w:t>
+            </w:r>
+          </w:p>
+          <w:p>
+            <w:pPr>
+              <w:spacing w:after="40"/>
+            </w:pPr>
+            <w:r>
+              <w:rPr>
+                <w:rFonts w:ascii="Times New Roman" w:eastAsia="標楷體"/>
+                <w:b w:val="false"/>
+                <w:bCs w:val="false"/>
+                <w:sz w:val="22"/>
+                <w:szCs w:val="22"/>
+              </w:rPr>
+              <w:t xml:space="preserve">- 歷史軌跡回放 Route Replay</w:t>
+            </w:r>
+          </w:p>
+          <w:p>
+            <w:pPr>
+              <w:spacing w:after="40"/>
+            </w:pPr>
+            <w:r>
+              <w:rPr>
+                <w:rFonts w:ascii="Times New Roman" w:eastAsia="標楷體"/>
+                <w:b w:val="false"/>
+                <w:bCs w:val="false"/>
+                <w:sz w:val="22"/>
+                <w:szCs w:val="22"/>
+              </w:rPr>
+              <w:t xml:space="preserve">- 載具註冊管理 Vehicle Register</w:t>
             </w:r>
           </w:p>
         </w:tc>
@@ -3461,52 +3461,37 @@
                 <w:sz w:val="22"/>
                 <w:szCs w:val="22"/>
               </w:rPr>
-              <w:t xml:space="preserve">場域底圖與座標系統</w:t>
-            </w:r>
-          </w:p>
-          <w:p>
-            <w:pPr>
-              <w:spacing w:after="40"/>
-            </w:pPr>
-            <w:r>
-              <w:rPr>
-                <w:rFonts w:ascii="Times New Roman" w:eastAsia="標楷體"/>
-                <w:b w:val="false"/>
-                <w:bCs w:val="false"/>
-                <w:sz w:val="22"/>
-                <w:szCs w:val="22"/>
-              </w:rPr>
-              <w:t xml:space="preserve">路網節點、路段及行駛時間設定</w:t>
-            </w:r>
-          </w:p>
-          <w:p>
-            <w:pPr>
-              <w:spacing w:after="40"/>
-            </w:pPr>
-            <w:r>
-              <w:rPr>
-                <w:rFonts w:ascii="Times New Roman" w:eastAsia="標楷體"/>
-                <w:b w:val="false"/>
-                <w:bCs w:val="false"/>
-                <w:sz w:val="22"/>
-                <w:szCs w:val="22"/>
-              </w:rPr>
-              <w:t xml:space="preserve">站點與停靠點基本資料</w:t>
-            </w:r>
-          </w:p>
-          <w:p>
-            <w:pPr>
-              <w:spacing w:after="40"/>
-            </w:pPr>
-            <w:r>
-              <w:rPr>
-                <w:rFonts w:ascii="Times New Roman" w:eastAsia="標楷體"/>
-                <w:b w:val="false"/>
-                <w:bCs w:val="false"/>
-                <w:sz w:val="22"/>
-                <w:szCs w:val="22"/>
-              </w:rPr>
-              <w:t xml:space="preserve">設施（充電樁、洗車機、月台門、號誌）基本資料</w:t>
+              <w:t xml:space="preserve">車輛註冊資料與車輛設定</w:t>
+            </w:r>
+          </w:p>
+          <w:p>
+            <w:pPr>
+              <w:spacing w:after="40"/>
+            </w:pPr>
+            <w:r>
+              <w:rPr>
+                <w:rFonts w:ascii="Times New Roman" w:eastAsia="標楷體"/>
+                <w:b w:val="false"/>
+                <w:bCs w:val="false"/>
+                <w:sz w:val="22"/>
+                <w:szCs w:val="22"/>
+              </w:rPr>
+              <w:t xml:space="preserve">車輛即時狀態與運行資料</w:t>
+            </w:r>
+          </w:p>
+          <w:p>
+            <w:pPr>
+              <w:spacing w:after="40"/>
+            </w:pPr>
+            <w:r>
+              <w:rPr>
+                <w:rFonts w:ascii="Times New Roman" w:eastAsia="標楷體"/>
+                <w:b w:val="false"/>
+                <w:bCs w:val="false"/>
+                <w:sz w:val="22"/>
+                <w:szCs w:val="22"/>
+              </w:rPr>
+              <w:t xml:space="preserve">車輛歷史軌跡與運行日誌</w:t>
             </w:r>
           </w:p>
         </w:tc>
@@ -3561,52 +3546,52 @@
                 <w:sz w:val="22"/>
                 <w:szCs w:val="22"/>
               </w:rPr>
-              <w:t xml:space="preserve">發布之場域圖資版本與路網拓樸</w:t>
-            </w:r>
-          </w:p>
-          <w:p>
-            <w:pPr>
-              <w:spacing w:after="40"/>
-            </w:pPr>
-            <w:r>
-              <w:rPr>
-                <w:rFonts w:ascii="Times New Roman" w:eastAsia="標楷體"/>
-                <w:b w:val="false"/>
-                <w:bCs w:val="false"/>
-                <w:sz w:val="22"/>
-                <w:szCs w:val="22"/>
-              </w:rPr>
-              <w:t xml:space="preserve">虛擬圍籬區域定義</w:t>
-            </w:r>
-          </w:p>
-          <w:p>
-            <w:pPr>
-              <w:spacing w:after="40"/>
-            </w:pPr>
-            <w:r>
-              <w:rPr>
-                <w:rFonts w:ascii="Times New Roman" w:eastAsia="標楷體"/>
-                <w:b w:val="false"/>
-                <w:bCs w:val="false"/>
-                <w:sz w:val="22"/>
-                <w:szCs w:val="22"/>
-              </w:rPr>
-              <w:t xml:space="preserve">站點與停靠點清單</w:t>
-            </w:r>
-          </w:p>
-          <w:p>
-            <w:pPr>
-              <w:spacing w:after="40"/>
-            </w:pPr>
-            <w:r>
-              <w:rPr>
-                <w:rFonts w:ascii="Times New Roman" w:eastAsia="標楷體"/>
-                <w:b w:val="false"/>
-                <w:bCs w:val="false"/>
-                <w:sz w:val="22"/>
-                <w:szCs w:val="22"/>
-              </w:rPr>
-              <w:t xml:space="preserve">設施清單與所屬區域</w:t>
+              <w:t xml:space="preserve">車輛即時資訊清單</w:t>
+            </w:r>
+          </w:p>
+          <w:p>
+            <w:pPr>
+              <w:spacing w:after="40"/>
+            </w:pPr>
+            <w:r>
+              <w:rPr>
+                <w:rFonts w:ascii="Times New Roman" w:eastAsia="標楷體"/>
+                <w:b w:val="false"/>
+                <w:bCs w:val="false"/>
+                <w:sz w:val="22"/>
+                <w:szCs w:val="22"/>
+              </w:rPr>
+              <w:t xml:space="preserve">運行日誌查詢結果</w:t>
+            </w:r>
+          </w:p>
+          <w:p>
+            <w:pPr>
+              <w:spacing w:after="40"/>
+            </w:pPr>
+            <w:r>
+              <w:rPr>
+                <w:rFonts w:ascii="Times New Roman" w:eastAsia="標楷體"/>
+                <w:b w:val="false"/>
+                <w:bCs w:val="false"/>
+                <w:sz w:val="22"/>
+                <w:szCs w:val="22"/>
+              </w:rPr>
+              <w:t xml:space="preserve">歷史軌跡回放畫面</w:t>
+            </w:r>
+          </w:p>
+          <w:p>
+            <w:pPr>
+              <w:spacing w:after="40"/>
+            </w:pPr>
+            <w:r>
+              <w:rPr>
+                <w:rFonts w:ascii="Times New Roman" w:eastAsia="標楷體"/>
+                <w:b w:val="false"/>
+                <w:bCs w:val="false"/>
+                <w:sz w:val="22"/>
+                <w:szCs w:val="22"/>
+              </w:rPr>
+              <w:t xml:space="preserve">載具註冊與異動結果</w:t>
             </w:r>
           </w:p>
         </w:tc>
@@ -3661,22 +3646,37 @@
                 <w:sz w:val="22"/>
                 <w:szCs w:val="22"/>
               </w:rPr>
-              <w:t xml:space="preserve">操作人員新增或編輯圖資、站點或設施</w:t>
-            </w:r>
-          </w:p>
-          <w:p>
-            <w:pPr>
-              <w:spacing w:after="40"/>
-            </w:pPr>
-            <w:r>
-              <w:rPr>
-                <w:rFonts w:ascii="Times New Roman" w:eastAsia="標楷體"/>
-                <w:b w:val="false"/>
-                <w:bCs w:val="false"/>
-                <w:sz w:val="22"/>
-                <w:szCs w:val="22"/>
-              </w:rPr>
-              <w:t xml:space="preserve">圖資發布或版本切換</w:t>
+              <w:t xml:space="preserve">操作人員查詢車輛清單或日誌</w:t>
+            </w:r>
+          </w:p>
+          <w:p>
+            <w:pPr>
+              <w:spacing w:after="40"/>
+            </w:pPr>
+            <w:r>
+              <w:rPr>
+                <w:rFonts w:ascii="Times New Roman" w:eastAsia="標楷體"/>
+                <w:b w:val="false"/>
+                <w:bCs w:val="false"/>
+                <w:sz w:val="22"/>
+                <w:szCs w:val="22"/>
+              </w:rPr>
+              <w:t xml:space="preserve">執行歷史軌跡回放</w:t>
+            </w:r>
+          </w:p>
+          <w:p>
+            <w:pPr>
+              <w:spacing w:after="40"/>
+            </w:pPr>
+            <w:r>
+              <w:rPr>
+                <w:rFonts w:ascii="Times New Roman" w:eastAsia="標楷體"/>
+                <w:b w:val="false"/>
+                <w:bCs w:val="false"/>
+                <w:sz w:val="22"/>
+                <w:szCs w:val="22"/>
+              </w:rPr>
+              <w:t xml:space="preserve">新增、修改或停用車輛</w:t>
             </w:r>
           </w:p>
         </w:tc>
@@ -3699,7 +3699,7 @@
           <w:sz w:val="24"/>
           <w:szCs w:val="24"/>
         </w:rPr>
-        <w:t xml:space="preserve">載具管理模組 Vehicle Management Module</w:t>
+        <w:t xml:space="preserve">場域管理模組 Field Management Module</w:t>
       </w:r>
     </w:p>
     <w:tbl>
@@ -3824,52 +3824,52 @@
                 <w:sz w:val="22"/>
                 <w:szCs w:val="22"/>
               </w:rPr>
-              <w:t xml:space="preserve">- 即時資訊清單 Real-Time Information List</w:t>
-            </w:r>
-          </w:p>
-          <w:p>
-            <w:pPr>
-              <w:spacing w:after="40"/>
-            </w:pPr>
-            <w:r>
-              <w:rPr>
-                <w:rFonts w:ascii="Times New Roman" w:eastAsia="標楷體"/>
-                <w:b w:val="false"/>
-                <w:bCs w:val="false"/>
-                <w:sz w:val="22"/>
-                <w:szCs w:val="22"/>
-              </w:rPr>
-              <w:t xml:space="preserve">- 運行日誌查詢 Operation Log Query</w:t>
-            </w:r>
-          </w:p>
-          <w:p>
-            <w:pPr>
-              <w:spacing w:after="40"/>
-            </w:pPr>
-            <w:r>
-              <w:rPr>
-                <w:rFonts w:ascii="Times New Roman" w:eastAsia="標楷體"/>
-                <w:b w:val="false"/>
-                <w:bCs w:val="false"/>
-                <w:sz w:val="22"/>
-                <w:szCs w:val="22"/>
-              </w:rPr>
-              <w:t xml:space="preserve">- 歷史軌跡回放 Historical Trajectory Playback</w:t>
-            </w:r>
-          </w:p>
-          <w:p>
-            <w:pPr>
-              <w:spacing w:after="40"/>
-            </w:pPr>
-            <w:r>
-              <w:rPr>
-                <w:rFonts w:ascii="Times New Roman" w:eastAsia="標楷體"/>
-                <w:b w:val="false"/>
-                <w:bCs w:val="false"/>
-                <w:sz w:val="22"/>
-                <w:szCs w:val="22"/>
-              </w:rPr>
-              <w:t xml:space="preserve">- 載具註冊管理 Vehicle Registration Management</w:t>
+              <w:t xml:space="preserve">- 虛擬圍籬管理 Geo-fence Mgmt</w:t>
+            </w:r>
+          </w:p>
+          <w:p>
+            <w:pPr>
+              <w:spacing w:after="40"/>
+            </w:pPr>
+            <w:r>
+              <w:rPr>
+                <w:rFonts w:ascii="Times New Roman" w:eastAsia="標楷體"/>
+                <w:b w:val="false"/>
+                <w:bCs w:val="false"/>
+                <w:sz w:val="22"/>
+                <w:szCs w:val="22"/>
+              </w:rPr>
+              <w:t xml:space="preserve">- 圖資資料管理 Map Data Mgmt</w:t>
+            </w:r>
+          </w:p>
+          <w:p>
+            <w:pPr>
+              <w:spacing w:after="40"/>
+            </w:pPr>
+            <w:r>
+              <w:rPr>
+                <w:rFonts w:ascii="Times New Roman" w:eastAsia="標楷體"/>
+                <w:b w:val="false"/>
+                <w:bCs w:val="false"/>
+                <w:sz w:val="22"/>
+                <w:szCs w:val="22"/>
+              </w:rPr>
+              <w:t xml:space="preserve">- 站點資訊管理 Station Info Mgmt</w:t>
+            </w:r>
+          </w:p>
+          <w:p>
+            <w:pPr>
+              <w:spacing w:after="40"/>
+            </w:pPr>
+            <w:r>
+              <w:rPr>
+                <w:rFonts w:ascii="Times New Roman" w:eastAsia="標楷體"/>
+                <w:b w:val="false"/>
+                <w:bCs w:val="false"/>
+                <w:sz w:val="22"/>
+                <w:szCs w:val="22"/>
+              </w:rPr>
+              <w:t xml:space="preserve">- 設施資訊管理 Facility Info Mgmt</w:t>
             </w:r>
           </w:p>
         </w:tc>
@@ -3924,37 +3924,52 @@
                 <w:sz w:val="22"/>
                 <w:szCs w:val="22"/>
               </w:rPr>
-              <w:t xml:space="preserve">車輛註冊資料與車輛設定</w:t>
-            </w:r>
-          </w:p>
-          <w:p>
-            <w:pPr>
-              <w:spacing w:after="40"/>
-            </w:pPr>
-            <w:r>
-              <w:rPr>
-                <w:rFonts w:ascii="Times New Roman" w:eastAsia="標楷體"/>
-                <w:b w:val="false"/>
-                <w:bCs w:val="false"/>
-                <w:sz w:val="22"/>
-                <w:szCs w:val="22"/>
-              </w:rPr>
-              <w:t xml:space="preserve">車輛即時狀態與運行資料</w:t>
-            </w:r>
-          </w:p>
-          <w:p>
-            <w:pPr>
-              <w:spacing w:after="40"/>
-            </w:pPr>
-            <w:r>
-              <w:rPr>
-                <w:rFonts w:ascii="Times New Roman" w:eastAsia="標楷體"/>
-                <w:b w:val="false"/>
-                <w:bCs w:val="false"/>
-                <w:sz w:val="22"/>
-                <w:szCs w:val="22"/>
-              </w:rPr>
-              <w:t xml:space="preserve">車輛歷史軌跡與運行日誌</w:t>
+              <w:t xml:space="preserve">場域底圖與座標系統</w:t>
+            </w:r>
+          </w:p>
+          <w:p>
+            <w:pPr>
+              <w:spacing w:after="40"/>
+            </w:pPr>
+            <w:r>
+              <w:rPr>
+                <w:rFonts w:ascii="Times New Roman" w:eastAsia="標楷體"/>
+                <w:b w:val="false"/>
+                <w:bCs w:val="false"/>
+                <w:sz w:val="22"/>
+                <w:szCs w:val="22"/>
+              </w:rPr>
+              <w:t xml:space="preserve">路網節點、路段及行駛時間設定</w:t>
+            </w:r>
+          </w:p>
+          <w:p>
+            <w:pPr>
+              <w:spacing w:after="40"/>
+            </w:pPr>
+            <w:r>
+              <w:rPr>
+                <w:rFonts w:ascii="Times New Roman" w:eastAsia="標楷體"/>
+                <w:b w:val="false"/>
+                <w:bCs w:val="false"/>
+                <w:sz w:val="22"/>
+                <w:szCs w:val="22"/>
+              </w:rPr>
+              <w:t xml:space="preserve">站點與停靠點基本資料</w:t>
+            </w:r>
+          </w:p>
+          <w:p>
+            <w:pPr>
+              <w:spacing w:after="40"/>
+            </w:pPr>
+            <w:r>
+              <w:rPr>
+                <w:rFonts w:ascii="Times New Roman" w:eastAsia="標楷體"/>
+                <w:b w:val="false"/>
+                <w:bCs w:val="false"/>
+                <w:sz w:val="22"/>
+                <w:szCs w:val="22"/>
+              </w:rPr>
+              <w:t xml:space="preserve">設施（充電樁、洗車機、月台門、號誌）基本資料</w:t>
             </w:r>
           </w:p>
         </w:tc>
@@ -4009,52 +4024,52 @@
                 <w:sz w:val="22"/>
                 <w:szCs w:val="22"/>
               </w:rPr>
-              <w:t xml:space="preserve">車輛即時資訊清單</w:t>
-            </w:r>
-          </w:p>
-          <w:p>
-            <w:pPr>
-              <w:spacing w:after="40"/>
-            </w:pPr>
-            <w:r>
-              <w:rPr>
-                <w:rFonts w:ascii="Times New Roman" w:eastAsia="標楷體"/>
-                <w:b w:val="false"/>
-                <w:bCs w:val="false"/>
-                <w:sz w:val="22"/>
-                <w:szCs w:val="22"/>
-              </w:rPr>
-              <w:t xml:space="preserve">運行日誌查詢結果</w:t>
-            </w:r>
-          </w:p>
-          <w:p>
-            <w:pPr>
-              <w:spacing w:after="40"/>
-            </w:pPr>
-            <w:r>
-              <w:rPr>
-                <w:rFonts w:ascii="Times New Roman" w:eastAsia="標楷體"/>
-                <w:b w:val="false"/>
-                <w:bCs w:val="false"/>
-                <w:sz w:val="22"/>
-                <w:szCs w:val="22"/>
-              </w:rPr>
-              <w:t xml:space="preserve">歷史軌跡回放畫面</w:t>
-            </w:r>
-          </w:p>
-          <w:p>
-            <w:pPr>
-              <w:spacing w:after="40"/>
-            </w:pPr>
-            <w:r>
-              <w:rPr>
-                <w:rFonts w:ascii="Times New Roman" w:eastAsia="標楷體"/>
-                <w:b w:val="false"/>
-                <w:bCs w:val="false"/>
-                <w:sz w:val="22"/>
-                <w:szCs w:val="22"/>
-              </w:rPr>
-              <w:t xml:space="preserve">載具註冊與異動結果</w:t>
+              <w:t xml:space="preserve">發布之場域圖資版本與路網拓樸</w:t>
+            </w:r>
+          </w:p>
+          <w:p>
+            <w:pPr>
+              <w:spacing w:after="40"/>
+            </w:pPr>
+            <w:r>
+              <w:rPr>
+                <w:rFonts w:ascii="Times New Roman" w:eastAsia="標楷體"/>
+                <w:b w:val="false"/>
+                <w:bCs w:val="false"/>
+                <w:sz w:val="22"/>
+                <w:szCs w:val="22"/>
+              </w:rPr>
+              <w:t xml:space="preserve">虛擬圍籬區域定義</w:t>
+            </w:r>
+          </w:p>
+          <w:p>
+            <w:pPr>
+              <w:spacing w:after="40"/>
+            </w:pPr>
+            <w:r>
+              <w:rPr>
+                <w:rFonts w:ascii="Times New Roman" w:eastAsia="標楷體"/>
+                <w:b w:val="false"/>
+                <w:bCs w:val="false"/>
+                <w:sz w:val="22"/>
+                <w:szCs w:val="22"/>
+              </w:rPr>
+              <w:t xml:space="preserve">站點與停靠點清單</w:t>
+            </w:r>
+          </w:p>
+          <w:p>
+            <w:pPr>
+              <w:spacing w:after="40"/>
+            </w:pPr>
+            <w:r>
+              <w:rPr>
+                <w:rFonts w:ascii="Times New Roman" w:eastAsia="標楷體"/>
+                <w:b w:val="false"/>
+                <w:bCs w:val="false"/>
+                <w:sz w:val="22"/>
+                <w:szCs w:val="22"/>
+              </w:rPr>
+              <w:t xml:space="preserve">設施清單與所屬區域</w:t>
             </w:r>
           </w:p>
         </w:tc>
@@ -4109,37 +4124,22 @@
                 <w:sz w:val="22"/>
                 <w:szCs w:val="22"/>
               </w:rPr>
-              <w:t xml:space="preserve">操作人員查詢車輛清單或日誌</w:t>
-            </w:r>
-          </w:p>
-          <w:p>
-            <w:pPr>
-              <w:spacing w:after="40"/>
-            </w:pPr>
-            <w:r>
-              <w:rPr>
-                <w:rFonts w:ascii="Times New Roman" w:eastAsia="標楷體"/>
-                <w:b w:val="false"/>
-                <w:bCs w:val="false"/>
-                <w:sz w:val="22"/>
-                <w:szCs w:val="22"/>
-              </w:rPr>
-              <w:t xml:space="preserve">執行歷史軌跡回放</w:t>
-            </w:r>
-          </w:p>
-          <w:p>
-            <w:pPr>
-              <w:spacing w:after="40"/>
-            </w:pPr>
-            <w:r>
-              <w:rPr>
-                <w:rFonts w:ascii="Times New Roman" w:eastAsia="標楷體"/>
-                <w:b w:val="false"/>
-                <w:bCs w:val="false"/>
-                <w:sz w:val="22"/>
-                <w:szCs w:val="22"/>
-              </w:rPr>
-              <w:t xml:space="preserve">新增、修改或停用車輛</w:t>
+              <w:t xml:space="preserve">操作人員新增或編輯圖資、站點或設施</w:t>
+            </w:r>
+          </w:p>
+          <w:p>
+            <w:pPr>
+              <w:spacing w:after="40"/>
+            </w:pPr>
+            <w:r>
+              <w:rPr>
+                <w:rFonts w:ascii="Times New Roman" w:eastAsia="標楷體"/>
+                <w:b w:val="false"/>
+                <w:bCs w:val="false"/>
+                <w:sz w:val="22"/>
+                <w:szCs w:val="22"/>
+              </w:rPr>
+              <w:t xml:space="preserve">圖資發布或版本切換</w:t>
             </w:r>
           </w:p>
         </w:tc>
@@ -4302,37 +4302,37 @@
                 <w:sz w:val="22"/>
                 <w:szCs w:val="22"/>
               </w:rPr>
-              <w:t xml:space="preserve">- 排程訂單管理 Scheduled Order Management</w:t>
-            </w:r>
-          </w:p>
-          <w:p>
-            <w:pPr>
-              <w:spacing w:after="40"/>
-            </w:pPr>
-            <w:r>
-              <w:rPr>
-                <w:rFonts w:ascii="Times New Roman" w:eastAsia="標楷體"/>
-                <w:b w:val="false"/>
-                <w:bCs w:val="false"/>
-                <w:sz w:val="22"/>
-                <w:szCs w:val="22"/>
-              </w:rPr>
-              <w:t xml:space="preserve">- 建立訂單作業 Order Creation Operations</w:t>
-            </w:r>
-          </w:p>
-          <w:p>
-            <w:pPr>
-              <w:spacing w:after="40"/>
-            </w:pPr>
-            <w:r>
-              <w:rPr>
-                <w:rFonts w:ascii="Times New Roman" w:eastAsia="標楷體"/>
-                <w:b w:val="false"/>
-                <w:bCs w:val="false"/>
-                <w:sz w:val="22"/>
-                <w:szCs w:val="22"/>
-              </w:rPr>
-              <w:t xml:space="preserve">- 訂單記錄清單 Order Record List</w:t>
+              <w:t xml:space="preserve">- 排程訂單管理 Schedule Order Mgmt</w:t>
+            </w:r>
+          </w:p>
+          <w:p>
+            <w:pPr>
+              <w:spacing w:after="40"/>
+            </w:pPr>
+            <w:r>
+              <w:rPr>
+                <w:rFonts w:ascii="Times New Roman" w:eastAsia="標楷體"/>
+                <w:b w:val="false"/>
+                <w:bCs w:val="false"/>
+                <w:sz w:val="22"/>
+                <w:szCs w:val="22"/>
+              </w:rPr>
+              <w:t xml:space="preserve">- 建立訂單作業 Order Creation</w:t>
+            </w:r>
+          </w:p>
+          <w:p>
+            <w:pPr>
+              <w:spacing w:after="40"/>
+            </w:pPr>
+            <w:r>
+              <w:rPr>
+                <w:rFonts w:ascii="Times New Roman" w:eastAsia="標楷體"/>
+                <w:b w:val="false"/>
+                <w:bCs w:val="false"/>
+                <w:sz w:val="22"/>
+                <w:szCs w:val="22"/>
+              </w:rPr>
+              <w:t xml:space="preserve">- 訂單紀錄清單 Order Records</w:t>
             </w:r>
           </w:p>
         </w:tc>
@@ -4750,37 +4750,37 @@
                 <w:sz w:val="22"/>
                 <w:szCs w:val="22"/>
               </w:rPr>
-              <w:t xml:space="preserve">- 媒體分組管理 Media Group Management</w:t>
-            </w:r>
-          </w:p>
-          <w:p>
-            <w:pPr>
-              <w:spacing w:after="40"/>
-            </w:pPr>
-            <w:r>
-              <w:rPr>
-                <w:rFonts w:ascii="Times New Roman" w:eastAsia="標楷體"/>
-                <w:b w:val="false"/>
-                <w:bCs w:val="false"/>
-                <w:sz w:val="22"/>
-                <w:szCs w:val="22"/>
-              </w:rPr>
-              <w:t xml:space="preserve">- 媒體檔案設定 Media File Settings</w:t>
-            </w:r>
-          </w:p>
-          <w:p>
-            <w:pPr>
-              <w:spacing w:after="40"/>
-            </w:pPr>
-            <w:r>
-              <w:rPr>
-                <w:rFonts w:ascii="Times New Roman" w:eastAsia="標楷體"/>
-                <w:b w:val="false"/>
-                <w:bCs w:val="false"/>
-                <w:sz w:val="22"/>
-                <w:szCs w:val="22"/>
-              </w:rPr>
-              <w:t xml:space="preserve">- 媒體排程設定 Media Scheduling Settings</w:t>
+              <w:t xml:space="preserve">- 媒體分組管理 Media Group Mgmt</w:t>
+            </w:r>
+          </w:p>
+          <w:p>
+            <w:pPr>
+              <w:spacing w:after="40"/>
+            </w:pPr>
+            <w:r>
+              <w:rPr>
+                <w:rFonts w:ascii="Times New Roman" w:eastAsia="標楷體"/>
+                <w:b w:val="false"/>
+                <w:bCs w:val="false"/>
+                <w:sz w:val="22"/>
+                <w:szCs w:val="22"/>
+              </w:rPr>
+              <w:t xml:space="preserve">- 媒體檔案設定 Media File Config</w:t>
+            </w:r>
+          </w:p>
+          <w:p>
+            <w:pPr>
+              <w:spacing w:after="40"/>
+            </w:pPr>
+            <w:r>
+              <w:rPr>
+                <w:rFonts w:ascii="Times New Roman" w:eastAsia="標楷體"/>
+                <w:b w:val="false"/>
+                <w:bCs w:val="false"/>
+                <w:sz w:val="22"/>
+                <w:szCs w:val="22"/>
+              </w:rPr>
+              <w:t xml:space="preserve">- 媒體排程設定 Media Scheduling</w:t>
             </w:r>
           </w:p>
         </w:tc>
@@ -5058,7 +5058,7 @@
           <w:sz w:val="24"/>
           <w:szCs w:val="24"/>
         </w:rPr>
-        <w:t xml:space="preserve">資通安全層 Communication Security Layer</w:t>
+        <w:t xml:space="preserve">資通訊安全層 Communication Security Layer</w:t>
       </w:r>
     </w:p>
     <w:p>
@@ -5073,7 +5073,7 @@
           <w:sz w:val="24"/>
           <w:szCs w:val="24"/>
         </w:rPr>
-        <w:t xml:space="preserve">協定接入與系統整合模組 Protocol Access and System Integration Module</w:t>
+        <w:t xml:space="preserve">資訊通訊模組 Access Management Module</w:t>
       </w:r>
     </w:p>
     <w:tbl>
@@ -5198,52 +5198,52 @@
                 <w:sz w:val="22"/>
                 <w:szCs w:val="22"/>
               </w:rPr>
-              <w:t xml:space="preserve">- 協定接入服務 Protocol Access Service</w:t>
-            </w:r>
-          </w:p>
-          <w:p>
-            <w:pPr>
-              <w:spacing w:after="40"/>
-            </w:pPr>
-            <w:r>
-              <w:rPr>
-                <w:rFonts w:ascii="Times New Roman" w:eastAsia="標楷體"/>
-                <w:b w:val="false"/>
-                <w:bCs w:val="false"/>
-                <w:sz w:val="22"/>
-                <w:szCs w:val="22"/>
-              </w:rPr>
-              <w:t xml:space="preserve">- 傳輸加密與憑證 Transport Encryption and Certificates</w:t>
-            </w:r>
-          </w:p>
-          <w:p>
-            <w:pPr>
-              <w:spacing w:after="40"/>
-            </w:pPr>
-            <w:r>
-              <w:rPr>
-                <w:rFonts w:ascii="Times New Roman" w:eastAsia="標楷體"/>
-                <w:b w:val="false"/>
-                <w:bCs w:val="false"/>
-                <w:sz w:val="22"/>
-                <w:szCs w:val="22"/>
-              </w:rPr>
-              <w:t xml:space="preserve">- 介接權限控管 Interface Access Control</w:t>
-            </w:r>
-          </w:p>
-          <w:p>
-            <w:pPr>
-              <w:spacing w:after="40"/>
-            </w:pPr>
-            <w:r>
-              <w:rPr>
-                <w:rFonts w:ascii="Times New Roman" w:eastAsia="標楷體"/>
-                <w:b w:val="false"/>
-                <w:bCs w:val="false"/>
-                <w:sz w:val="22"/>
-                <w:szCs w:val="22"/>
-              </w:rPr>
-              <w:t xml:space="preserve">- 對外介面管理 External Interface Management</w:t>
+              <w:t xml:space="preserve">- 協定接入管理 Protocol Access Management</w:t>
+            </w:r>
+          </w:p>
+          <w:p>
+            <w:pPr>
+              <w:spacing w:after="40"/>
+            </w:pPr>
+            <w:r>
+              <w:rPr>
+                <w:rFonts w:ascii="Times New Roman" w:eastAsia="標楷體"/>
+                <w:b w:val="false"/>
+                <w:bCs w:val="false"/>
+                <w:sz w:val="22"/>
+                <w:szCs w:val="22"/>
+              </w:rPr>
+              <w:t xml:space="preserve">- 外部系統整合 External System Integration</w:t>
+            </w:r>
+          </w:p>
+          <w:p>
+            <w:pPr>
+              <w:spacing w:after="40"/>
+            </w:pPr>
+            <w:r>
+              <w:rPr>
+                <w:rFonts w:ascii="Times New Roman" w:eastAsia="標楷體"/>
+                <w:b w:val="false"/>
+                <w:bCs w:val="false"/>
+                <w:sz w:val="22"/>
+                <w:szCs w:val="22"/>
+              </w:rPr>
+              <w:t xml:space="preserve">- 通訊加密服務 Communication Encryption</w:t>
+            </w:r>
+          </w:p>
+          <w:p>
+            <w:pPr>
+              <w:spacing w:after="40"/>
+            </w:pPr>
+            <w:r>
+              <w:rPr>
+                <w:rFonts w:ascii="Times New Roman" w:eastAsia="標楷體"/>
+                <w:b w:val="false"/>
+                <w:bCs w:val="false"/>
+                <w:sz w:val="22"/>
+                <w:szCs w:val="22"/>
+              </w:rPr>
+              <w:t xml:space="preserve">- 資料存取閘道 Data Access Gateway</w:t>
             </w:r>
           </w:p>
         </w:tc>
@@ -5661,52 +5661,52 @@
                 <w:sz w:val="22"/>
                 <w:szCs w:val="22"/>
               </w:rPr>
-              <w:t xml:space="preserve">- 帳號管理中心 Account Management Center</w:t>
-            </w:r>
-          </w:p>
-          <w:p>
-            <w:pPr>
-              <w:spacing w:after="40"/>
-            </w:pPr>
-            <w:r>
-              <w:rPr>
-                <w:rFonts w:ascii="Times New Roman" w:eastAsia="標楷體"/>
-                <w:b w:val="false"/>
-                <w:bCs w:val="false"/>
-                <w:sz w:val="22"/>
-                <w:szCs w:val="22"/>
-              </w:rPr>
-              <w:t xml:space="preserve">- 角色管理設定 Role Management Settings</w:t>
-            </w:r>
-          </w:p>
-          <w:p>
-            <w:pPr>
-              <w:spacing w:after="40"/>
-            </w:pPr>
-            <w:r>
-              <w:rPr>
-                <w:rFonts w:ascii="Times New Roman" w:eastAsia="標楷體"/>
-                <w:b w:val="false"/>
-                <w:bCs w:val="false"/>
-                <w:sz w:val="22"/>
-                <w:szCs w:val="22"/>
-              </w:rPr>
-              <w:t xml:space="preserve">- 功能權限設定 Function Permission Settings</w:t>
-            </w:r>
-          </w:p>
-          <w:p>
-            <w:pPr>
-              <w:spacing w:after="40"/>
-            </w:pPr>
-            <w:r>
-              <w:rPr>
-                <w:rFonts w:ascii="Times New Roman" w:eastAsia="標楷體"/>
-                <w:b w:val="false"/>
-                <w:bCs w:val="false"/>
-                <w:sz w:val="22"/>
-                <w:szCs w:val="22"/>
-              </w:rPr>
-              <w:t xml:space="preserve">- 帳號角色綁定 Account-Role Binding</w:t>
+              <w:t xml:space="preserve">- 帳號管理中心 Account Mgmt Center</w:t>
+            </w:r>
+          </w:p>
+          <w:p>
+            <w:pPr>
+              <w:spacing w:after="40"/>
+            </w:pPr>
+            <w:r>
+              <w:rPr>
+                <w:rFonts w:ascii="Times New Roman" w:eastAsia="標楷體"/>
+                <w:b w:val="false"/>
+                <w:bCs w:val="false"/>
+                <w:sz w:val="22"/>
+                <w:szCs w:val="22"/>
+              </w:rPr>
+              <w:t xml:space="preserve">- 角色管理設定 Role Management Setting</w:t>
+            </w:r>
+          </w:p>
+          <w:p>
+            <w:pPr>
+              <w:spacing w:after="40"/>
+            </w:pPr>
+            <w:r>
+              <w:rPr>
+                <w:rFonts w:ascii="Times New Roman" w:eastAsia="標楷體"/>
+                <w:b w:val="false"/>
+                <w:bCs w:val="false"/>
+                <w:sz w:val="22"/>
+                <w:szCs w:val="22"/>
+              </w:rPr>
+              <w:t xml:space="preserve">- 功能權限設定 Function Access Control</w:t>
+            </w:r>
+          </w:p>
+          <w:p>
+            <w:pPr>
+              <w:spacing w:after="40"/>
+            </w:pPr>
+            <w:r>
+              <w:rPr>
+                <w:rFonts w:ascii="Times New Roman" w:eastAsia="標楷體"/>
+                <w:b w:val="false"/>
+                <w:bCs w:val="false"/>
+                <w:sz w:val="22"/>
+                <w:szCs w:val="22"/>
+              </w:rPr>
+              <w:t xml:space="preserve">- 帳號角色綁定 Account Binding</w:t>
             </w:r>
           </w:p>
         </w:tc>
@@ -6109,52 +6109,52 @@
                 <w:sz w:val="22"/>
                 <w:szCs w:val="22"/>
               </w:rPr>
-              <w:t xml:space="preserve">- 系統操作記錄 System Operation Records</w:t>
-            </w:r>
-          </w:p>
-          <w:p>
-            <w:pPr>
-              <w:spacing w:after="40"/>
-            </w:pPr>
-            <w:r>
-              <w:rPr>
-                <w:rFonts w:ascii="Times New Roman" w:eastAsia="標楷體"/>
-                <w:b w:val="false"/>
-                <w:bCs w:val="false"/>
-                <w:sz w:val="22"/>
-                <w:szCs w:val="22"/>
-              </w:rPr>
-              <w:t xml:space="preserve">- 權限異動查詢 Permission Change Query</w:t>
-            </w:r>
-          </w:p>
-          <w:p>
-            <w:pPr>
-              <w:spacing w:after="40"/>
-            </w:pPr>
-            <w:r>
-              <w:rPr>
-                <w:rFonts w:ascii="Times New Roman" w:eastAsia="標楷體"/>
-                <w:b w:val="false"/>
-                <w:bCs w:val="false"/>
-                <w:sz w:val="22"/>
-                <w:szCs w:val="22"/>
-              </w:rPr>
-              <w:t xml:space="preserve">- 營運操作記錄 Operational Activity Records</w:t>
-            </w:r>
-          </w:p>
-          <w:p>
-            <w:pPr>
-              <w:spacing w:after="40"/>
-            </w:pPr>
-            <w:r>
-              <w:rPr>
-                <w:rFonts w:ascii="Times New Roman" w:eastAsia="標楷體"/>
-                <w:b w:val="false"/>
-                <w:bCs w:val="false"/>
-                <w:sz w:val="22"/>
-                <w:szCs w:val="22"/>
-              </w:rPr>
-              <w:t xml:space="preserve">- 登入登出紀錄 Login/Logout Records</w:t>
+              <w:t xml:space="preserve">- 系統操作紀錄 System Operation Log</w:t>
+            </w:r>
+          </w:p>
+          <w:p>
+            <w:pPr>
+              <w:spacing w:after="40"/>
+            </w:pPr>
+            <w:r>
+              <w:rPr>
+                <w:rFonts w:ascii="Times New Roman" w:eastAsia="標楷體"/>
+                <w:b w:val="false"/>
+                <w:bCs w:val="false"/>
+                <w:sz w:val="22"/>
+                <w:szCs w:val="22"/>
+              </w:rPr>
+              <w:t xml:space="preserve">- 權限異動查詢 Permission Change Log</w:t>
+            </w:r>
+          </w:p>
+          <w:p>
+            <w:pPr>
+              <w:spacing w:after="40"/>
+            </w:pPr>
+            <w:r>
+              <w:rPr>
+                <w:rFonts w:ascii="Times New Roman" w:eastAsia="標楷體"/>
+                <w:b w:val="false"/>
+                <w:bCs w:val="false"/>
+                <w:sz w:val="22"/>
+                <w:szCs w:val="22"/>
+              </w:rPr>
+              <w:t xml:space="preserve">- 營運操作紀錄 Operation Control Log</w:t>
+            </w:r>
+          </w:p>
+          <w:p>
+            <w:pPr>
+              <w:spacing w:after="40"/>
+            </w:pPr>
+            <w:r>
+              <w:rPr>
+                <w:rFonts w:ascii="Times New Roman" w:eastAsia="標楷體"/>
+                <w:b w:val="false"/>
+                <w:bCs w:val="false"/>
+                <w:sz w:val="22"/>
+                <w:szCs w:val="22"/>
+              </w:rPr>
+              <w:t xml:space="preserve">- 登入登出紀錄 Login History Log</w:t>
             </w:r>
           </w:p>
         </w:tc>
@@ -6447,7 +6447,7 @@
           <w:sz w:val="24"/>
           <w:szCs w:val="24"/>
         </w:rPr>
-        <w:t xml:space="preserve">系統基礎模組 System Base Module</w:t>
+        <w:t xml:space="preserve">系統基礎模組 System Foundation Module</w:t>
       </w:r>
     </w:p>
     <w:tbl>
@@ -6572,52 +6572,52 @@
                 <w:sz w:val="22"/>
                 <w:szCs w:val="22"/>
               </w:rPr>
-              <w:t xml:space="preserve">- 全域通知提醒 Global Notification Alerts</w:t>
-            </w:r>
-          </w:p>
-          <w:p>
-            <w:pPr>
-              <w:spacing w:after="40"/>
-            </w:pPr>
-            <w:r>
-              <w:rPr>
-                <w:rFonts w:ascii="Times New Roman" w:eastAsia="標楷體"/>
-                <w:b w:val="false"/>
-                <w:bCs w:val="false"/>
-                <w:sz w:val="22"/>
-                <w:szCs w:val="22"/>
-              </w:rPr>
-              <w:t xml:space="preserve">- 登入資訊顯示 Display of Login Information</w:t>
-            </w:r>
-          </w:p>
-          <w:p>
-            <w:pPr>
-              <w:spacing w:after="40"/>
-            </w:pPr>
-            <w:r>
-              <w:rPr>
-                <w:rFonts w:ascii="Times New Roman" w:eastAsia="標楷體"/>
-                <w:b w:val="false"/>
-                <w:bCs w:val="false"/>
-                <w:sz w:val="22"/>
-                <w:szCs w:val="22"/>
-              </w:rPr>
-              <w:t xml:space="preserve">- 系統參數設定 System Parameter Settings</w:t>
-            </w:r>
-          </w:p>
-          <w:p>
-            <w:pPr>
-              <w:spacing w:after="40"/>
-            </w:pPr>
-            <w:r>
-              <w:rPr>
-                <w:rFonts w:ascii="Times New Roman" w:eastAsia="標楷體"/>
-                <w:b w:val="false"/>
-                <w:bCs w:val="false"/>
-                <w:sz w:val="22"/>
-                <w:szCs w:val="22"/>
-              </w:rPr>
-              <w:t xml:space="preserve">- 系統監測狀態 System Monitoring Status</w:t>
+              <w:t xml:space="preserve">- 全域通知提醒 Global Notification</w:t>
+            </w:r>
+          </w:p>
+          <w:p>
+            <w:pPr>
+              <w:spacing w:after="40"/>
+            </w:pPr>
+            <w:r>
+              <w:rPr>
+                <w:rFonts w:ascii="Times New Roman" w:eastAsia="標楷體"/>
+                <w:b w:val="false"/>
+                <w:bCs w:val="false"/>
+                <w:sz w:val="22"/>
+                <w:szCs w:val="22"/>
+              </w:rPr>
+              <w:t xml:space="preserve">- 登入資訊顯示 Login Info Display</w:t>
+            </w:r>
+          </w:p>
+          <w:p>
+            <w:pPr>
+              <w:spacing w:after="40"/>
+            </w:pPr>
+            <w:r>
+              <w:rPr>
+                <w:rFonts w:ascii="Times New Roman" w:eastAsia="標楷體"/>
+                <w:b w:val="false"/>
+                <w:bCs w:val="false"/>
+                <w:sz w:val="22"/>
+                <w:szCs w:val="22"/>
+              </w:rPr>
+              <w:t xml:space="preserve">- 系統參數設定 System Config Setting</w:t>
+            </w:r>
+          </w:p>
+          <w:p>
+            <w:pPr>
+              <w:spacing w:after="40"/>
+            </w:pPr>
+            <w:r>
+              <w:rPr>
+                <w:rFonts w:ascii="Times New Roman" w:eastAsia="標楷體"/>
+                <w:b w:val="false"/>
+                <w:bCs w:val="false"/>
+                <w:sz w:val="22"/>
+                <w:szCs w:val="22"/>
+              </w:rPr>
+              <w:t xml:space="preserve">- 系統監測狀態 System Health Status</w:t>
             </w:r>
           </w:p>
         </w:tc>

--- a/document/TP13C_1-3-4_軟體程式功能說明.docx
+++ b/document/TP13C_1-3-4_軟體程式功能說明.docx
@@ -187,7 +187,7 @@
           <w:sz w:val="24"/>
           <w:szCs w:val="24"/>
         </w:rPr>
-        <w:t xml:space="preserve">即時班表資訊 Realtime Schedule Information</w:t>
+        <w:t xml:space="preserve">即時班表資訊 Realtime Schedule Infomation</w:t>
       </w:r>
     </w:p>
     <w:p>
@@ -979,7 +979,7 @@
           <w:sz w:val="24"/>
           <w:szCs w:val="24"/>
         </w:rPr>
-        <w:t xml:space="preserve">後勤管理層 Logistics Management Layer</w:t>
+        <w:t xml:space="preserve">後勤管理層 Logistics Mangament Layer</w:t>
       </w:r>
     </w:p>
     <w:p>
@@ -997,7 +997,7 @@
           <w:sz w:val="24"/>
           <w:szCs w:val="24"/>
         </w:rPr>
-        <w:t xml:space="preserve">權限管理模組 Permission Management Module</w:t>
+        <w:t xml:space="preserve">權限管理模組 Access Management Module</w:t>
       </w:r>
     </w:p>
     <w:p>
@@ -1087,7 +1087,7 @@
           <w:sz w:val="24"/>
           <w:szCs w:val="24"/>
         </w:rPr>
-        <w:t xml:space="preserve">日誌管理模組 Log Management Module</w:t>
+        <w:t xml:space="preserve">日誌管理模組 Field Management Module</w:t>
       </w:r>
     </w:p>
     <w:p>
@@ -1449,7 +1449,7 @@
                 <w:sz w:val="22"/>
                 <w:szCs w:val="22"/>
               </w:rPr>
-              <w:t xml:space="preserve">- 即時班表資訊 Realtime Schedule Information</w:t>
+              <w:t xml:space="preserve">- 即時班表資訊 Realtime Schedule Infomation</w:t>
             </w:r>
           </w:p>
           <w:p>
@@ -5521,7 +5521,7 @@
           <w:sz w:val="24"/>
           <w:szCs w:val="24"/>
         </w:rPr>
-        <w:t xml:space="preserve">後勤管理層 Logistics Management Layer</w:t>
+        <w:t xml:space="preserve">後勤管理層 Logistics Mangament Layer</w:t>
       </w:r>
     </w:p>
     <w:p>
@@ -5536,7 +5536,7 @@
           <w:sz w:val="24"/>
           <w:szCs w:val="24"/>
         </w:rPr>
-        <w:t xml:space="preserve">權限管理模組 Permission Management Module</w:t>
+        <w:t xml:space="preserve">權限管理模組 Access Management Module</w:t>
       </w:r>
     </w:p>
     <w:tbl>
@@ -5984,7 +5984,7 @@
           <w:sz w:val="24"/>
           <w:szCs w:val="24"/>
         </w:rPr>
-        <w:t xml:space="preserve">日誌管理模組 Log Management Module</w:t>
+        <w:t xml:space="preserve">日誌管理模組 Field Management Module</w:t>
       </w:r>
     </w:p>
     <w:tbl>

--- a/document/TP13C_1-3-4_軟體程式功能說明.docx
+++ b/document/TP13C_1-3-4_軟體程式功能說明.docx
@@ -1299,7 +1299,7 @@
     </w:p>
     <w:tbl>
       <w:tblPr>
-        <w:tblW w:type="dxa" w:w="8600"/>
+        <w:tblW w:type="dxa" w:w="8800"/>
         <w:tblBorders>
           <w:top w:val="single" w:color="auto" w:sz="4"/>
           <w:left w:val="single" w:color="auto" w:sz="4"/>
@@ -1311,7 +1311,7 @@
       </w:tblPr>
       <w:tblGrid>
         <w:gridCol w:w="1900"/>
-        <w:gridCol w:w="6700"/>
+        <w:gridCol w:w="6900"/>
       </w:tblGrid>
       <w:tr>
         <w:tc>
@@ -1343,7 +1343,7 @@
         </w:tc>
         <w:tc>
           <w:tcPr>
-            <w:tcW w:type="dxa" w:w="6700"/>
+            <w:tcW w:type="dxa" w:w="6900"/>
             <w:shd w:fill="D9D9D9" w:val="clear"/>
             <w:tcMar>
               <w:top w:type="dxa" w:w="70"/>
@@ -1399,7 +1399,7 @@
         </w:tc>
         <w:tc>
           <w:tcPr>
-            <w:tcW w:type="dxa" w:w="6700"/>
+            <w:tcW w:type="dxa" w:w="6900"/>
             <w:tcMar>
               <w:top w:type="dxa" w:w="70"/>
               <w:left w:type="dxa" w:w="110"/>
@@ -1499,7 +1499,7 @@
         </w:tc>
         <w:tc>
           <w:tcPr>
-            <w:tcW w:type="dxa" w:w="6700"/>
+            <w:tcW w:type="dxa" w:w="6900"/>
             <w:tcMar>
               <w:top w:type="dxa" w:w="70"/>
               <w:left w:type="dxa" w:w="110"/>
@@ -1599,7 +1599,7 @@
         </w:tc>
         <w:tc>
           <w:tcPr>
-            <w:tcW w:type="dxa" w:w="6700"/>
+            <w:tcW w:type="dxa" w:w="6900"/>
             <w:tcMar>
               <w:top w:type="dxa" w:w="70"/>
               <w:left w:type="dxa" w:w="110"/>
@@ -1699,7 +1699,7 @@
         </w:tc>
         <w:tc>
           <w:tcPr>
-            <w:tcW w:type="dxa" w:w="6700"/>
+            <w:tcW w:type="dxa" w:w="6900"/>
             <w:tcMar>
               <w:top w:type="dxa" w:w="70"/>
               <w:left w:type="dxa" w:w="110"/>
@@ -1777,7 +1777,7 @@
     </w:p>
     <w:tbl>
       <w:tblPr>
-        <w:tblW w:type="dxa" w:w="8600"/>
+        <w:tblW w:type="dxa" w:w="8800"/>
         <w:tblBorders>
           <w:top w:val="single" w:color="auto" w:sz="4"/>
           <w:left w:val="single" w:color="auto" w:sz="4"/>
@@ -1789,7 +1789,7 @@
       </w:tblPr>
       <w:tblGrid>
         <w:gridCol w:w="1900"/>
-        <w:gridCol w:w="6700"/>
+        <w:gridCol w:w="6900"/>
       </w:tblGrid>
       <w:tr>
         <w:tc>
@@ -1821,7 +1821,7 @@
         </w:tc>
         <w:tc>
           <w:tcPr>
-            <w:tcW w:type="dxa" w:w="6700"/>
+            <w:tcW w:type="dxa" w:w="6900"/>
             <w:shd w:fill="D9D9D9" w:val="clear"/>
             <w:tcMar>
               <w:top w:type="dxa" w:w="70"/>
@@ -1877,7 +1877,7 @@
         </w:tc>
         <w:tc>
           <w:tcPr>
-            <w:tcW w:type="dxa" w:w="6700"/>
+            <w:tcW w:type="dxa" w:w="6900"/>
             <w:tcMar>
               <w:top w:type="dxa" w:w="70"/>
               <w:left w:type="dxa" w:w="110"/>
@@ -1977,7 +1977,7 @@
         </w:tc>
         <w:tc>
           <w:tcPr>
-            <w:tcW w:type="dxa" w:w="6700"/>
+            <w:tcW w:type="dxa" w:w="6900"/>
             <w:tcMar>
               <w:top w:type="dxa" w:w="70"/>
               <w:left w:type="dxa" w:w="110"/>
@@ -2077,7 +2077,7 @@
         </w:tc>
         <w:tc>
           <w:tcPr>
-            <w:tcW w:type="dxa" w:w="6700"/>
+            <w:tcW w:type="dxa" w:w="6900"/>
             <w:tcMar>
               <w:top w:type="dxa" w:w="70"/>
               <w:left w:type="dxa" w:w="110"/>
@@ -2177,7 +2177,7 @@
         </w:tc>
         <w:tc>
           <w:tcPr>
-            <w:tcW w:type="dxa" w:w="6700"/>
+            <w:tcW w:type="dxa" w:w="6900"/>
             <w:tcMar>
               <w:top w:type="dxa" w:w="70"/>
               <w:left w:type="dxa" w:w="110"/>
@@ -2270,7 +2270,7 @@
     </w:p>
     <w:tbl>
       <w:tblPr>
-        <w:tblW w:type="dxa" w:w="8600"/>
+        <w:tblW w:type="dxa" w:w="8800"/>
         <w:tblBorders>
           <w:top w:val="single" w:color="auto" w:sz="4"/>
           <w:left w:val="single" w:color="auto" w:sz="4"/>
@@ -2282,7 +2282,7 @@
       </w:tblPr>
       <w:tblGrid>
         <w:gridCol w:w="1900"/>
-        <w:gridCol w:w="6700"/>
+        <w:gridCol w:w="6900"/>
       </w:tblGrid>
       <w:tr>
         <w:tc>
@@ -2314,7 +2314,7 @@
         </w:tc>
         <w:tc>
           <w:tcPr>
-            <w:tcW w:type="dxa" w:w="6700"/>
+            <w:tcW w:type="dxa" w:w="6900"/>
             <w:shd w:fill="D9D9D9" w:val="clear"/>
             <w:tcMar>
               <w:top w:type="dxa" w:w="70"/>
@@ -2370,7 +2370,7 @@
         </w:tc>
         <w:tc>
           <w:tcPr>
-            <w:tcW w:type="dxa" w:w="6700"/>
+            <w:tcW w:type="dxa" w:w="6900"/>
             <w:tcMar>
               <w:top w:type="dxa" w:w="70"/>
               <w:left w:type="dxa" w:w="110"/>
@@ -2470,7 +2470,7 @@
         </w:tc>
         <w:tc>
           <w:tcPr>
-            <w:tcW w:type="dxa" w:w="6700"/>
+            <w:tcW w:type="dxa" w:w="6900"/>
             <w:tcMar>
               <w:top w:type="dxa" w:w="70"/>
               <w:left w:type="dxa" w:w="110"/>
@@ -2570,7 +2570,7 @@
         </w:tc>
         <w:tc>
           <w:tcPr>
-            <w:tcW w:type="dxa" w:w="6700"/>
+            <w:tcW w:type="dxa" w:w="6900"/>
             <w:tcMar>
               <w:top w:type="dxa" w:w="70"/>
               <w:left w:type="dxa" w:w="110"/>
@@ -2670,7 +2670,7 @@
         </w:tc>
         <w:tc>
           <w:tcPr>
-            <w:tcW w:type="dxa" w:w="6700"/>
+            <w:tcW w:type="dxa" w:w="6900"/>
             <w:tcMar>
               <w:top w:type="dxa" w:w="70"/>
               <w:left w:type="dxa" w:w="110"/>
@@ -2748,7 +2748,7 @@
     </w:p>
     <w:tbl>
       <w:tblPr>
-        <w:tblW w:type="dxa" w:w="8600"/>
+        <w:tblW w:type="dxa" w:w="8800"/>
         <w:tblBorders>
           <w:top w:val="single" w:color="auto" w:sz="4"/>
           <w:left w:val="single" w:color="auto" w:sz="4"/>
@@ -2760,7 +2760,7 @@
       </w:tblPr>
       <w:tblGrid>
         <w:gridCol w:w="1900"/>
-        <w:gridCol w:w="6700"/>
+        <w:gridCol w:w="6900"/>
       </w:tblGrid>
       <w:tr>
         <w:tc>
@@ -2792,7 +2792,7 @@
         </w:tc>
         <w:tc>
           <w:tcPr>
-            <w:tcW w:type="dxa" w:w="6700"/>
+            <w:tcW w:type="dxa" w:w="6900"/>
             <w:shd w:fill="D9D9D9" w:val="clear"/>
             <w:tcMar>
               <w:top w:type="dxa" w:w="70"/>
@@ -2848,7 +2848,7 @@
         </w:tc>
         <w:tc>
           <w:tcPr>
-            <w:tcW w:type="dxa" w:w="6700"/>
+            <w:tcW w:type="dxa" w:w="6900"/>
             <w:tcMar>
               <w:top w:type="dxa" w:w="70"/>
               <w:left w:type="dxa" w:w="110"/>
@@ -2948,7 +2948,7 @@
         </w:tc>
         <w:tc>
           <w:tcPr>
-            <w:tcW w:type="dxa" w:w="6700"/>
+            <w:tcW w:type="dxa" w:w="6900"/>
             <w:tcMar>
               <w:top w:type="dxa" w:w="70"/>
               <w:left w:type="dxa" w:w="110"/>
@@ -3048,7 +3048,7 @@
         </w:tc>
         <w:tc>
           <w:tcPr>
-            <w:tcW w:type="dxa" w:w="6700"/>
+            <w:tcW w:type="dxa" w:w="6900"/>
             <w:tcMar>
               <w:top w:type="dxa" w:w="70"/>
               <w:left w:type="dxa" w:w="110"/>
@@ -3148,7 +3148,7 @@
         </w:tc>
         <w:tc>
           <w:tcPr>
-            <w:tcW w:type="dxa" w:w="6700"/>
+            <w:tcW w:type="dxa" w:w="6900"/>
             <w:tcMar>
               <w:top w:type="dxa" w:w="70"/>
               <w:left w:type="dxa" w:w="110"/>
@@ -3241,7 +3241,7 @@
     </w:p>
     <w:tbl>
       <w:tblPr>
-        <w:tblW w:type="dxa" w:w="8600"/>
+        <w:tblW w:type="dxa" w:w="8800"/>
         <w:tblBorders>
           <w:top w:val="single" w:color="auto" w:sz="4"/>
           <w:left w:val="single" w:color="auto" w:sz="4"/>
@@ -3253,7 +3253,7 @@
       </w:tblPr>
       <w:tblGrid>
         <w:gridCol w:w="1900"/>
-        <w:gridCol w:w="6700"/>
+        <w:gridCol w:w="6900"/>
       </w:tblGrid>
       <w:tr>
         <w:tc>
@@ -3285,7 +3285,7 @@
         </w:tc>
         <w:tc>
           <w:tcPr>
-            <w:tcW w:type="dxa" w:w="6700"/>
+            <w:tcW w:type="dxa" w:w="6900"/>
             <w:shd w:fill="D9D9D9" w:val="clear"/>
             <w:tcMar>
               <w:top w:type="dxa" w:w="70"/>
@@ -3341,7 +3341,7 @@
         </w:tc>
         <w:tc>
           <w:tcPr>
-            <w:tcW w:type="dxa" w:w="6700"/>
+            <w:tcW w:type="dxa" w:w="6900"/>
             <w:tcMar>
               <w:top w:type="dxa" w:w="70"/>
               <w:left w:type="dxa" w:w="110"/>
@@ -3441,7 +3441,7 @@
         </w:tc>
         <w:tc>
           <w:tcPr>
-            <w:tcW w:type="dxa" w:w="6700"/>
+            <w:tcW w:type="dxa" w:w="6900"/>
             <w:tcMar>
               <w:top w:type="dxa" w:w="70"/>
               <w:left w:type="dxa" w:w="110"/>
@@ -3526,7 +3526,7 @@
         </w:tc>
         <w:tc>
           <w:tcPr>
-            <w:tcW w:type="dxa" w:w="6700"/>
+            <w:tcW w:type="dxa" w:w="6900"/>
             <w:tcMar>
               <w:top w:type="dxa" w:w="70"/>
               <w:left w:type="dxa" w:w="110"/>
@@ -3626,7 +3626,7 @@
         </w:tc>
         <w:tc>
           <w:tcPr>
-            <w:tcW w:type="dxa" w:w="6700"/>
+            <w:tcW w:type="dxa" w:w="6900"/>
             <w:tcMar>
               <w:top w:type="dxa" w:w="70"/>
               <w:left w:type="dxa" w:w="110"/>
@@ -3704,7 +3704,7 @@
     </w:p>
     <w:tbl>
       <w:tblPr>
-        <w:tblW w:type="dxa" w:w="8600"/>
+        <w:tblW w:type="dxa" w:w="8800"/>
         <w:tblBorders>
           <w:top w:val="single" w:color="auto" w:sz="4"/>
           <w:left w:val="single" w:color="auto" w:sz="4"/>
@@ -3716,7 +3716,7 @@
       </w:tblPr>
       <w:tblGrid>
         <w:gridCol w:w="1900"/>
-        <w:gridCol w:w="6700"/>
+        <w:gridCol w:w="6900"/>
       </w:tblGrid>
       <w:tr>
         <w:tc>
@@ -3748,7 +3748,7 @@
         </w:tc>
         <w:tc>
           <w:tcPr>
-            <w:tcW w:type="dxa" w:w="6700"/>
+            <w:tcW w:type="dxa" w:w="6900"/>
             <w:shd w:fill="D9D9D9" w:val="clear"/>
             <w:tcMar>
               <w:top w:type="dxa" w:w="70"/>
@@ -3804,7 +3804,7 @@
         </w:tc>
         <w:tc>
           <w:tcPr>
-            <w:tcW w:type="dxa" w:w="6700"/>
+            <w:tcW w:type="dxa" w:w="6900"/>
             <w:tcMar>
               <w:top w:type="dxa" w:w="70"/>
               <w:left w:type="dxa" w:w="110"/>
@@ -3904,7 +3904,7 @@
         </w:tc>
         <w:tc>
           <w:tcPr>
-            <w:tcW w:type="dxa" w:w="6700"/>
+            <w:tcW w:type="dxa" w:w="6900"/>
             <w:tcMar>
               <w:top w:type="dxa" w:w="70"/>
               <w:left w:type="dxa" w:w="110"/>
@@ -4004,7 +4004,7 @@
         </w:tc>
         <w:tc>
           <w:tcPr>
-            <w:tcW w:type="dxa" w:w="6700"/>
+            <w:tcW w:type="dxa" w:w="6900"/>
             <w:tcMar>
               <w:top w:type="dxa" w:w="70"/>
               <w:left w:type="dxa" w:w="110"/>
@@ -4104,7 +4104,7 @@
         </w:tc>
         <w:tc>
           <w:tcPr>
-            <w:tcW w:type="dxa" w:w="6700"/>
+            <w:tcW w:type="dxa" w:w="6900"/>
             <w:tcMar>
               <w:top w:type="dxa" w:w="70"/>
               <w:left w:type="dxa" w:w="110"/>
@@ -4167,7 +4167,7 @@
     </w:p>
     <w:tbl>
       <w:tblPr>
-        <w:tblW w:type="dxa" w:w="8600"/>
+        <w:tblW w:type="dxa" w:w="8800"/>
         <w:tblBorders>
           <w:top w:val="single" w:color="auto" w:sz="4"/>
           <w:left w:val="single" w:color="auto" w:sz="4"/>
@@ -4179,7 +4179,7 @@
       </w:tblPr>
       <w:tblGrid>
         <w:gridCol w:w="1900"/>
-        <w:gridCol w:w="6700"/>
+        <w:gridCol w:w="6900"/>
       </w:tblGrid>
       <w:tr>
         <w:tc>
@@ -4211,7 +4211,7 @@
         </w:tc>
         <w:tc>
           <w:tcPr>
-            <w:tcW w:type="dxa" w:w="6700"/>
+            <w:tcW w:type="dxa" w:w="6900"/>
             <w:shd w:fill="D9D9D9" w:val="clear"/>
             <w:tcMar>
               <w:top w:type="dxa" w:w="70"/>
@@ -4267,7 +4267,7 @@
         </w:tc>
         <w:tc>
           <w:tcPr>
-            <w:tcW w:type="dxa" w:w="6700"/>
+            <w:tcW w:type="dxa" w:w="6900"/>
             <w:tcMar>
               <w:top w:type="dxa" w:w="70"/>
               <w:left w:type="dxa" w:w="110"/>
@@ -4367,7 +4367,7 @@
         </w:tc>
         <w:tc>
           <w:tcPr>
-            <w:tcW w:type="dxa" w:w="6700"/>
+            <w:tcW w:type="dxa" w:w="6900"/>
             <w:tcMar>
               <w:top w:type="dxa" w:w="70"/>
               <w:left w:type="dxa" w:w="110"/>
@@ -4452,7 +4452,7 @@
         </w:tc>
         <w:tc>
           <w:tcPr>
-            <w:tcW w:type="dxa" w:w="6700"/>
+            <w:tcW w:type="dxa" w:w="6900"/>
             <w:tcMar>
               <w:top w:type="dxa" w:w="70"/>
               <w:left w:type="dxa" w:w="110"/>
@@ -4537,7 +4537,7 @@
         </w:tc>
         <w:tc>
           <w:tcPr>
-            <w:tcW w:type="dxa" w:w="6700"/>
+            <w:tcW w:type="dxa" w:w="6900"/>
             <w:tcMar>
               <w:top w:type="dxa" w:w="70"/>
               <w:left w:type="dxa" w:w="110"/>
@@ -4615,7 +4615,7 @@
     </w:p>
     <w:tbl>
       <w:tblPr>
-        <w:tblW w:type="dxa" w:w="8600"/>
+        <w:tblW w:type="dxa" w:w="8800"/>
         <w:tblBorders>
           <w:top w:val="single" w:color="auto" w:sz="4"/>
           <w:left w:val="single" w:color="auto" w:sz="4"/>
@@ -4627,7 +4627,7 @@
       </w:tblPr>
       <w:tblGrid>
         <w:gridCol w:w="1900"/>
-        <w:gridCol w:w="6700"/>
+        <w:gridCol w:w="6900"/>
       </w:tblGrid>
       <w:tr>
         <w:tc>
@@ -4659,7 +4659,7 @@
         </w:tc>
         <w:tc>
           <w:tcPr>
-            <w:tcW w:type="dxa" w:w="6700"/>
+            <w:tcW w:type="dxa" w:w="6900"/>
             <w:shd w:fill="D9D9D9" w:val="clear"/>
             <w:tcMar>
               <w:top w:type="dxa" w:w="70"/>
@@ -4715,7 +4715,7 @@
         </w:tc>
         <w:tc>
           <w:tcPr>
-            <w:tcW w:type="dxa" w:w="6700"/>
+            <w:tcW w:type="dxa" w:w="6900"/>
             <w:tcMar>
               <w:top w:type="dxa" w:w="70"/>
               <w:left w:type="dxa" w:w="110"/>
@@ -4815,7 +4815,7 @@
         </w:tc>
         <w:tc>
           <w:tcPr>
-            <w:tcW w:type="dxa" w:w="6700"/>
+            <w:tcW w:type="dxa" w:w="6900"/>
             <w:tcMar>
               <w:top w:type="dxa" w:w="70"/>
               <w:left w:type="dxa" w:w="110"/>
@@ -4900,7 +4900,7 @@
         </w:tc>
         <w:tc>
           <w:tcPr>
-            <w:tcW w:type="dxa" w:w="6700"/>
+            <w:tcW w:type="dxa" w:w="6900"/>
             <w:tcMar>
               <w:top w:type="dxa" w:w="70"/>
               <w:left w:type="dxa" w:w="110"/>
@@ -4985,7 +4985,7 @@
         </w:tc>
         <w:tc>
           <w:tcPr>
-            <w:tcW w:type="dxa" w:w="6700"/>
+            <w:tcW w:type="dxa" w:w="6900"/>
             <w:tcMar>
               <w:top w:type="dxa" w:w="70"/>
               <w:left w:type="dxa" w:w="110"/>
@@ -5078,7 +5078,7 @@
     </w:p>
     <w:tbl>
       <w:tblPr>
-        <w:tblW w:type="dxa" w:w="8600"/>
+        <w:tblW w:type="dxa" w:w="8800"/>
         <w:tblBorders>
           <w:top w:val="single" w:color="auto" w:sz="4"/>
           <w:left w:val="single" w:color="auto" w:sz="4"/>
@@ -5090,7 +5090,7 @@
       </w:tblPr>
       <w:tblGrid>
         <w:gridCol w:w="1900"/>
-        <w:gridCol w:w="6700"/>
+        <w:gridCol w:w="6900"/>
       </w:tblGrid>
       <w:tr>
         <w:tc>
@@ -5122,7 +5122,7 @@
         </w:tc>
         <w:tc>
           <w:tcPr>
-            <w:tcW w:type="dxa" w:w="6700"/>
+            <w:tcW w:type="dxa" w:w="6900"/>
             <w:shd w:fill="D9D9D9" w:val="clear"/>
             <w:tcMar>
               <w:top w:type="dxa" w:w="70"/>
@@ -5178,7 +5178,7 @@
         </w:tc>
         <w:tc>
           <w:tcPr>
-            <w:tcW w:type="dxa" w:w="6700"/>
+            <w:tcW w:type="dxa" w:w="6900"/>
             <w:tcMar>
               <w:top w:type="dxa" w:w="70"/>
               <w:left w:type="dxa" w:w="110"/>
@@ -5278,7 +5278,7 @@
         </w:tc>
         <w:tc>
           <w:tcPr>
-            <w:tcW w:type="dxa" w:w="6700"/>
+            <w:tcW w:type="dxa" w:w="6900"/>
             <w:tcMar>
               <w:top w:type="dxa" w:w="70"/>
               <w:left w:type="dxa" w:w="110"/>
@@ -5363,7 +5363,7 @@
         </w:tc>
         <w:tc>
           <w:tcPr>
-            <w:tcW w:type="dxa" w:w="6700"/>
+            <w:tcW w:type="dxa" w:w="6900"/>
             <w:tcMar>
               <w:top w:type="dxa" w:w="70"/>
               <w:left w:type="dxa" w:w="110"/>
@@ -5448,7 +5448,7 @@
         </w:tc>
         <w:tc>
           <w:tcPr>
-            <w:tcW w:type="dxa" w:w="6700"/>
+            <w:tcW w:type="dxa" w:w="6900"/>
             <w:tcMar>
               <w:top w:type="dxa" w:w="70"/>
               <w:left w:type="dxa" w:w="110"/>
@@ -5541,7 +5541,7 @@
     </w:p>
     <w:tbl>
       <w:tblPr>
-        <w:tblW w:type="dxa" w:w="8600"/>
+        <w:tblW w:type="dxa" w:w="8800"/>
         <w:tblBorders>
           <w:top w:val="single" w:color="auto" w:sz="4"/>
           <w:left w:val="single" w:color="auto" w:sz="4"/>
@@ -5553,7 +5553,7 @@
       </w:tblPr>
       <w:tblGrid>
         <w:gridCol w:w="1900"/>
-        <w:gridCol w:w="6700"/>
+        <w:gridCol w:w="6900"/>
       </w:tblGrid>
       <w:tr>
         <w:tc>
@@ -5585,7 +5585,7 @@
         </w:tc>
         <w:tc>
           <w:tcPr>
-            <w:tcW w:type="dxa" w:w="6700"/>
+            <w:tcW w:type="dxa" w:w="6900"/>
             <w:shd w:fill="D9D9D9" w:val="clear"/>
             <w:tcMar>
               <w:top w:type="dxa" w:w="70"/>
@@ -5641,7 +5641,7 @@
         </w:tc>
         <w:tc>
           <w:tcPr>
-            <w:tcW w:type="dxa" w:w="6700"/>
+            <w:tcW w:type="dxa" w:w="6900"/>
             <w:tcMar>
               <w:top w:type="dxa" w:w="70"/>
               <w:left w:type="dxa" w:w="110"/>
@@ -5741,7 +5741,7 @@
         </w:tc>
         <w:tc>
           <w:tcPr>
-            <w:tcW w:type="dxa" w:w="6700"/>
+            <w:tcW w:type="dxa" w:w="6900"/>
             <w:tcMar>
               <w:top w:type="dxa" w:w="70"/>
               <w:left w:type="dxa" w:w="110"/>
@@ -5826,7 +5826,7 @@
         </w:tc>
         <w:tc>
           <w:tcPr>
-            <w:tcW w:type="dxa" w:w="6700"/>
+            <w:tcW w:type="dxa" w:w="6900"/>
             <w:tcMar>
               <w:top w:type="dxa" w:w="70"/>
               <w:left w:type="dxa" w:w="110"/>
@@ -5911,7 +5911,7 @@
         </w:tc>
         <w:tc>
           <w:tcPr>
-            <w:tcW w:type="dxa" w:w="6700"/>
+            <w:tcW w:type="dxa" w:w="6900"/>
             <w:tcMar>
               <w:top w:type="dxa" w:w="70"/>
               <w:left w:type="dxa" w:w="110"/>
@@ -5989,7 +5989,7 @@
     </w:p>
     <w:tbl>
       <w:tblPr>
-        <w:tblW w:type="dxa" w:w="8600"/>
+        <w:tblW w:type="dxa" w:w="8800"/>
         <w:tblBorders>
           <w:top w:val="single" w:color="auto" w:sz="4"/>
           <w:left w:val="single" w:color="auto" w:sz="4"/>
@@ -6001,7 +6001,7 @@
       </w:tblPr>
       <w:tblGrid>
         <w:gridCol w:w="1900"/>
-        <w:gridCol w:w="6700"/>
+        <w:gridCol w:w="6900"/>
       </w:tblGrid>
       <w:tr>
         <w:tc>
@@ -6033,7 +6033,7 @@
         </w:tc>
         <w:tc>
           <w:tcPr>
-            <w:tcW w:type="dxa" w:w="6700"/>
+            <w:tcW w:type="dxa" w:w="6900"/>
             <w:shd w:fill="D9D9D9" w:val="clear"/>
             <w:tcMar>
               <w:top w:type="dxa" w:w="70"/>
@@ -6089,7 +6089,7 @@
         </w:tc>
         <w:tc>
           <w:tcPr>
-            <w:tcW w:type="dxa" w:w="6700"/>
+            <w:tcW w:type="dxa" w:w="6900"/>
             <w:tcMar>
               <w:top w:type="dxa" w:w="70"/>
               <w:left w:type="dxa" w:w="110"/>
@@ -6189,7 +6189,7 @@
         </w:tc>
         <w:tc>
           <w:tcPr>
-            <w:tcW w:type="dxa" w:w="6700"/>
+            <w:tcW w:type="dxa" w:w="6900"/>
             <w:tcMar>
               <w:top w:type="dxa" w:w="70"/>
               <w:left w:type="dxa" w:w="110"/>
@@ -6289,7 +6289,7 @@
         </w:tc>
         <w:tc>
           <w:tcPr>
-            <w:tcW w:type="dxa" w:w="6700"/>
+            <w:tcW w:type="dxa" w:w="6900"/>
             <w:tcMar>
               <w:top w:type="dxa" w:w="70"/>
               <w:left w:type="dxa" w:w="110"/>
@@ -6389,7 +6389,7 @@
         </w:tc>
         <w:tc>
           <w:tcPr>
-            <w:tcW w:type="dxa" w:w="6700"/>
+            <w:tcW w:type="dxa" w:w="6900"/>
             <w:tcMar>
               <w:top w:type="dxa" w:w="70"/>
               <w:left w:type="dxa" w:w="110"/>
@@ -6452,7 +6452,7 @@
     </w:p>
     <w:tbl>
       <w:tblPr>
-        <w:tblW w:type="dxa" w:w="8600"/>
+        <w:tblW w:type="dxa" w:w="8800"/>
         <w:tblBorders>
           <w:top w:val="single" w:color="auto" w:sz="4"/>
           <w:left w:val="single" w:color="auto" w:sz="4"/>
@@ -6464,7 +6464,7 @@
       </w:tblPr>
       <w:tblGrid>
         <w:gridCol w:w="1900"/>
-        <w:gridCol w:w="6700"/>
+        <w:gridCol w:w="6900"/>
       </w:tblGrid>
       <w:tr>
         <w:tc>
@@ -6496,7 +6496,7 @@
         </w:tc>
         <w:tc>
           <w:tcPr>
-            <w:tcW w:type="dxa" w:w="6700"/>
+            <w:tcW w:type="dxa" w:w="6900"/>
             <w:shd w:fill="D9D9D9" w:val="clear"/>
             <w:tcMar>
               <w:top w:type="dxa" w:w="70"/>
@@ -6552,7 +6552,7 @@
         </w:tc>
         <w:tc>
           <w:tcPr>
-            <w:tcW w:type="dxa" w:w="6700"/>
+            <w:tcW w:type="dxa" w:w="6900"/>
             <w:tcMar>
               <w:top w:type="dxa" w:w="70"/>
               <w:left w:type="dxa" w:w="110"/>
@@ -6652,7 +6652,7 @@
         </w:tc>
         <w:tc>
           <w:tcPr>
-            <w:tcW w:type="dxa" w:w="6700"/>
+            <w:tcW w:type="dxa" w:w="6900"/>
             <w:tcMar>
               <w:top w:type="dxa" w:w="70"/>
               <w:left w:type="dxa" w:w="110"/>
@@ -6737,7 +6737,7 @@
         </w:tc>
         <w:tc>
           <w:tcPr>
-            <w:tcW w:type="dxa" w:w="6700"/>
+            <w:tcW w:type="dxa" w:w="6900"/>
             <w:tcMar>
               <w:top w:type="dxa" w:w="70"/>
               <w:left w:type="dxa" w:w="110"/>
@@ -6837,7 +6837,7 @@
         </w:tc>
         <w:tc>
           <w:tcPr>
-            <w:tcW w:type="dxa" w:w="6700"/>
+            <w:tcW w:type="dxa" w:w="6900"/>
             <w:tcMar>
               <w:top w:type="dxa" w:w="70"/>
               <w:left w:type="dxa" w:w="110"/>
@@ -6900,7 +6900,7 @@
     </w:p>
     <w:sectPr>
       <w:pgSz w:w="11906" w:h="16838" w:orient="portrait"/>
-      <w:pgMar w:top="1440" w:right="1440" w:bottom="1440" w:left="1440" w:header="708" w:footer="708" w:gutter="0"/>
+      <w:pgMar w:top="1701" w:right="1134" w:bottom="1134" w:left="1134" w:header="708" w:footer="708" w:gutter="0"/>
       <w:pgNumType/>
       <w:docGrid w:linePitch="360"/>
     </w:sectPr>
